--- a/docs/manuals/et/ET04-核可查詢.docx
+++ b/docs/manuals/et/ET04-核可查詢.docx
@@ -7,6 +7,8 @@
         <w:spacing w:after="0"/>
         <w:jc w:val="center"/>
       </w:pPr>
+      <w:bookmarkStart w:id="0" w:name="_GoBack"/>
+      <w:bookmarkEnd w:id="0"/>
     </w:p>
     <w:p>
       <w:pPr>
@@ -155,7 +157,13 @@
         <w:rPr>
           <w:sz w:val="44"/>
         </w:rPr>
-        <w:t>ET04 核可查詢</w:t>
+        <w:t xml:space="preserve">ET04 </w:t>
+      </w:r>
+      <w:r>
+        <w:rPr>
+          <w:sz w:val="44"/>
+        </w:rPr>
+        <w:t>核可查詢</w:t>
       </w:r>
     </w:p>
     <w:p>
@@ -191,20 +199,26 @@
     <w:tbl>
       <w:tblPr>
         <w:tblStyle w:val="aff2"/>
-        <w:tblW w:type="auto" w:w="0"/>
+        <w:tblW w:w="0" w:type="auto"/>
         <w:jc w:val="center"/>
-        <w:tblLook w:firstColumn="1" w:firstRow="1" w:lastColumn="0" w:lastRow="0" w:noHBand="0" w:noVBand="1" w:val="04A0"/>
+        <w:tblLook w:val="04A0" w:firstRow="1" w:lastRow="0" w:firstColumn="1" w:lastColumn="0" w:noHBand="0" w:noVBand="1"/>
       </w:tblPr>
       <w:tblGrid>
-        <w:gridCol w:w="4680"/>
-        <w:gridCol w:w="4680"/>
+        <w:gridCol w:w="2160"/>
+        <w:gridCol w:w="3600"/>
       </w:tblGrid>
       <w:tr>
+        <w:trPr>
+          <w:jc w:val="center"/>
+        </w:trPr>
         <w:tc>
           <w:tcPr>
-            <w:tcW w:type="dxa" w:w="2160"/>
+            <w:tcW w:w="2160" w:type="dxa"/>
           </w:tcPr>
           <w:p>
+            <w:pPr>
+              <w:spacing w:before="60" w:after="60"/>
+            </w:pPr>
             <w:r>
               <w:t>版本</w:t>
             </w:r>
@@ -212,9 +226,12 @@
         </w:tc>
         <w:tc>
           <w:tcPr>
-            <w:tcW w:type="dxa" w:w="3600"/>
+            <w:tcW w:w="3600" w:type="dxa"/>
           </w:tcPr>
           <w:p>
+            <w:pPr>
+              <w:spacing w:before="60" w:after="60"/>
+            </w:pPr>
             <w:r>
               <w:t>1.0</w:t>
             </w:r>
@@ -222,11 +239,17 @@
         </w:tc>
       </w:tr>
       <w:tr>
+        <w:trPr>
+          <w:jc w:val="center"/>
+        </w:trPr>
         <w:tc>
           <w:tcPr>
-            <w:tcW w:type="dxa" w:w="2160"/>
+            <w:tcW w:w="2160" w:type="dxa"/>
           </w:tcPr>
           <w:p>
+            <w:pPr>
+              <w:spacing w:before="60" w:after="60"/>
+            </w:pPr>
             <w:r>
               <w:t>建立日期</w:t>
             </w:r>
@@ -234,9 +257,12 @@
         </w:tc>
         <w:tc>
           <w:tcPr>
-            <w:tcW w:type="dxa" w:w="3600"/>
+            <w:tcW w:w="3600" w:type="dxa"/>
           </w:tcPr>
           <w:p>
+            <w:pPr>
+              <w:spacing w:before="60" w:after="60"/>
+            </w:pPr>
             <w:r>
               <w:t>2026/10/20</w:t>
             </w:r>
@@ -244,11 +270,17 @@
         </w:tc>
       </w:tr>
       <w:tr>
+        <w:trPr>
+          <w:jc w:val="center"/>
+        </w:trPr>
         <w:tc>
           <w:tcPr>
-            <w:tcW w:type="dxa" w:w="2160"/>
+            <w:tcW w:w="2160" w:type="dxa"/>
           </w:tcPr>
           <w:p>
+            <w:pPr>
+              <w:spacing w:before="60" w:after="60"/>
+            </w:pPr>
             <w:r>
               <w:t>更新日期</w:t>
             </w:r>
@@ -256,19 +288,27 @@
         </w:tc>
         <w:tc>
           <w:tcPr>
-            <w:tcW w:type="dxa" w:w="3600"/>
+            <w:tcW w:w="3600" w:type="dxa"/>
           </w:tcPr>
           <w:p>
-            <w:r/>
+            <w:pPr>
+              <w:spacing w:before="60" w:after="60"/>
+            </w:pPr>
           </w:p>
         </w:tc>
       </w:tr>
       <w:tr>
+        <w:trPr>
+          <w:jc w:val="center"/>
+        </w:trPr>
         <w:tc>
           <w:tcPr>
-            <w:tcW w:type="dxa" w:w="2160"/>
+            <w:tcW w:w="2160" w:type="dxa"/>
           </w:tcPr>
           <w:p>
+            <w:pPr>
+              <w:spacing w:before="60" w:after="60"/>
+            </w:pPr>
             <w:r>
               <w:t>作者</w:t>
             </w:r>
@@ -276,9 +316,12 @@
         </w:tc>
         <w:tc>
           <w:tcPr>
-            <w:tcW w:type="dxa" w:w="3600"/>
+            <w:tcW w:w="3600" w:type="dxa"/>
           </w:tcPr>
           <w:p>
+            <w:pPr>
+              <w:spacing w:before="60" w:after="60"/>
+            </w:pPr>
             <w:r>
               <w:t>朱可棠</w:t>
             </w:r>
@@ -289,31 +332,38 @@
     <w:p>
       <w:pPr>
         <w:pStyle w:val="Heading1NoTOC"/>
-        <w:pageBreakBefore/>
       </w:pPr>
       <w:r>
-        <w:t>文件制/修訂履歷</w:t>
+        <w:lastRenderedPageBreak/>
+        <w:t>文件制</w:t>
+      </w:r>
+      <w:r>
+        <w:t>/</w:t>
+      </w:r>
+      <w:r>
+        <w:t>修訂履歷</w:t>
       </w:r>
     </w:p>
     <w:tbl>
       <w:tblPr>
         <w:tblStyle w:val="aff2"/>
-        <w:tblW w:type="auto" w:w="0"/>
-        <w:tblLook w:firstColumn="1" w:firstRow="1" w:lastColumn="0" w:lastRow="0" w:noHBand="0" w:noVBand="1" w:val="04A0"/>
+        <w:tblW w:w="0" w:type="auto"/>
+        <w:tblLook w:val="04A0" w:firstRow="1" w:lastRow="0" w:firstColumn="1" w:lastColumn="0" w:noHBand="0" w:noVBand="1"/>
       </w:tblPr>
       <w:tblGrid>
-        <w:gridCol w:w="2340"/>
-        <w:gridCol w:w="2340"/>
-        <w:gridCol w:w="2340"/>
-        <w:gridCol w:w="2340"/>
+        <w:gridCol w:w="1151"/>
+        <w:gridCol w:w="1729"/>
+        <w:gridCol w:w="4320"/>
+        <w:gridCol w:w="2160"/>
       </w:tblGrid>
       <w:tr>
         <w:tc>
           <w:tcPr>
-            <w:tcW w:type="dxa" w:w="1151"/>
+            <w:tcW w:w="1151" w:type="dxa"/>
           </w:tcPr>
           <w:p>
             <w:pPr>
+              <w:spacing w:before="60" w:after="60"/>
               <w:jc w:val="center"/>
             </w:pPr>
             <w:r>
@@ -326,10 +376,11 @@
         </w:tc>
         <w:tc>
           <w:tcPr>
-            <w:tcW w:type="dxa" w:w="1729"/>
+            <w:tcW w:w="1729" w:type="dxa"/>
           </w:tcPr>
           <w:p>
             <w:pPr>
+              <w:spacing w:before="60" w:after="60"/>
               <w:jc w:val="center"/>
             </w:pPr>
             <w:r>
@@ -342,10 +393,11 @@
         </w:tc>
         <w:tc>
           <w:tcPr>
-            <w:tcW w:type="dxa" w:w="4320"/>
+            <w:tcW w:w="4320" w:type="dxa"/>
           </w:tcPr>
           <w:p>
             <w:pPr>
+              <w:spacing w:before="60" w:after="60"/>
               <w:jc w:val="center"/>
             </w:pPr>
             <w:r>
@@ -358,10 +410,11 @@
         </w:tc>
         <w:tc>
           <w:tcPr>
-            <w:tcW w:type="dxa" w:w="2160"/>
+            <w:tcW w:w="2160" w:type="dxa"/>
           </w:tcPr>
           <w:p>
             <w:pPr>
+              <w:spacing w:before="60" w:after="60"/>
               <w:jc w:val="center"/>
             </w:pPr>
             <w:r>
@@ -376,10 +429,11 @@
       <w:tr>
         <w:tc>
           <w:tcPr>
-            <w:tcW w:type="dxa" w:w="1151"/>
+            <w:tcW w:w="1151" w:type="dxa"/>
           </w:tcPr>
           <w:p>
             <w:pPr>
+              <w:spacing w:before="60" w:after="60"/>
               <w:jc w:val="center"/>
             </w:pPr>
             <w:r>
@@ -389,10 +443,11 @@
         </w:tc>
         <w:tc>
           <w:tcPr>
-            <w:tcW w:type="dxa" w:w="1729"/>
+            <w:tcW w:w="1729" w:type="dxa"/>
           </w:tcPr>
           <w:p>
             <w:pPr>
+              <w:spacing w:before="60" w:after="60"/>
               <w:jc w:val="center"/>
             </w:pPr>
             <w:r>
@@ -402,9 +457,12 @@
         </w:tc>
         <w:tc>
           <w:tcPr>
-            <w:tcW w:type="dxa" w:w="4320"/>
+            <w:tcW w:w="4320" w:type="dxa"/>
           </w:tcPr>
           <w:p>
+            <w:pPr>
+              <w:spacing w:before="60" w:after="60"/>
+            </w:pPr>
             <w:r>
               <w:t>初次發行</w:t>
             </w:r>
@@ -412,10 +470,11 @@
         </w:tc>
         <w:tc>
           <w:tcPr>
-            <w:tcW w:type="dxa" w:w="2160"/>
+            <w:tcW w:w="2160" w:type="dxa"/>
           </w:tcPr>
           <w:p>
             <w:pPr>
+              <w:spacing w:before="60" w:after="60"/>
               <w:jc w:val="center"/>
             </w:pPr>
             <w:r>
@@ -428,25 +487,905 @@
     <w:p>
       <w:pPr>
         <w:pStyle w:val="Heading1NoTOC"/>
-        <w:pageBreakBefore/>
       </w:pPr>
       <w:r>
+        <w:lastRenderedPageBreak/>
         <w:t>目錄</w:t>
       </w:r>
     </w:p>
     <w:p>
+      <w:pPr>
+        <w:pStyle w:val="14"/>
+        <w:tabs>
+          <w:tab w:val="right" w:leader="dot" w:pos="9350"/>
+        </w:tabs>
+        <w:rPr>
+          <w:rFonts w:asciiTheme="minorHAnsi" w:eastAsiaTheme="minorEastAsia" w:hAnsiTheme="minorHAnsi" w:cstheme="minorBidi"/>
+          <w:noProof/>
+          <w:color w:val="auto"/>
+          <w:kern w:val="2"/>
+          <w:szCs w:val="22"/>
+        </w:rPr>
+      </w:pPr>
       <w:r>
         <w:fldChar w:fldCharType="begin"/>
-        <w:instrText xml:space="preserve">TOC \o "1-2" \h \z \u</w:instrText>
+      </w:r>
+      <w:r>
+        <w:instrText>TOC \o "1-2" \h \z \u</w:instrText>
+      </w:r>
+      <w:r>
         <w:fldChar w:fldCharType="separate"/>
-        <w:t>目錄將於開啟文件時自動更新</w:t>
+      </w:r>
+      <w:hyperlink w:anchor="_Toc243386845" w:history="1">
+        <w:r>
+          <w:rPr>
+            <w:rStyle w:val="affb"/>
+            <w:rFonts w:hint="eastAsia"/>
+            <w:noProof/>
+          </w:rPr>
+          <w:t>壹、作業說明</w:t>
+        </w:r>
+        <w:r>
+          <w:rPr>
+            <w:noProof/>
+            <w:webHidden/>
+          </w:rPr>
+          <w:tab/>
+        </w:r>
+        <w:r>
+          <w:rPr>
+            <w:noProof/>
+            <w:webHidden/>
+          </w:rPr>
+          <w:fldChar w:fldCharType="begin"/>
+        </w:r>
+        <w:r>
+          <w:rPr>
+            <w:noProof/>
+            <w:webHidden/>
+          </w:rPr>
+          <w:instrText xml:space="preserve"> PAGEREF _Toc243386845 \h </w:instrText>
+        </w:r>
+        <w:r>
+          <w:rPr>
+            <w:noProof/>
+            <w:webHidden/>
+          </w:rPr>
+        </w:r>
+        <w:r>
+          <w:rPr>
+            <w:noProof/>
+            <w:webHidden/>
+          </w:rPr>
+          <w:fldChar w:fldCharType="separate"/>
+        </w:r>
+        <w:r>
+          <w:rPr>
+            <w:noProof/>
+            <w:webHidden/>
+          </w:rPr>
+          <w:t>1</w:t>
+        </w:r>
+        <w:r>
+          <w:rPr>
+            <w:noProof/>
+            <w:webHidden/>
+          </w:rPr>
+          <w:fldChar w:fldCharType="end"/>
+        </w:r>
+      </w:hyperlink>
+    </w:p>
+    <w:p>
+      <w:pPr>
+        <w:pStyle w:val="2a"/>
+        <w:tabs>
+          <w:tab w:val="right" w:leader="dot" w:pos="9350"/>
+        </w:tabs>
+        <w:rPr>
+          <w:rFonts w:asciiTheme="minorHAnsi" w:eastAsiaTheme="minorEastAsia" w:hAnsiTheme="minorHAnsi" w:cstheme="minorBidi"/>
+          <w:noProof/>
+          <w:color w:val="auto"/>
+          <w:kern w:val="2"/>
+          <w:szCs w:val="22"/>
+        </w:rPr>
+      </w:pPr>
+      <w:hyperlink w:anchor="_Toc243386846" w:history="1">
+        <w:r>
+          <w:rPr>
+            <w:rStyle w:val="affb"/>
+            <w:rFonts w:hint="eastAsia"/>
+            <w:noProof/>
+          </w:rPr>
+          <w:t>一、使用情境</w:t>
+        </w:r>
+        <w:r>
+          <w:rPr>
+            <w:noProof/>
+            <w:webHidden/>
+          </w:rPr>
+          <w:tab/>
+        </w:r>
+        <w:r>
+          <w:rPr>
+            <w:noProof/>
+            <w:webHidden/>
+          </w:rPr>
+          <w:fldChar w:fldCharType="begin"/>
+        </w:r>
+        <w:r>
+          <w:rPr>
+            <w:noProof/>
+            <w:webHidden/>
+          </w:rPr>
+          <w:instrText xml:space="preserve"> PAGEREF _Toc243386846 \h </w:instrText>
+        </w:r>
+        <w:r>
+          <w:rPr>
+            <w:noProof/>
+            <w:webHidden/>
+          </w:rPr>
+        </w:r>
+        <w:r>
+          <w:rPr>
+            <w:noProof/>
+            <w:webHidden/>
+          </w:rPr>
+          <w:fldChar w:fldCharType="separate"/>
+        </w:r>
+        <w:r>
+          <w:rPr>
+            <w:noProof/>
+            <w:webHidden/>
+          </w:rPr>
+          <w:t>1</w:t>
+        </w:r>
+        <w:r>
+          <w:rPr>
+            <w:noProof/>
+            <w:webHidden/>
+          </w:rPr>
+          <w:fldChar w:fldCharType="end"/>
+        </w:r>
+      </w:hyperlink>
+    </w:p>
+    <w:p>
+      <w:pPr>
+        <w:pStyle w:val="2a"/>
+        <w:tabs>
+          <w:tab w:val="right" w:leader="dot" w:pos="9350"/>
+        </w:tabs>
+        <w:rPr>
+          <w:rFonts w:asciiTheme="minorHAnsi" w:eastAsiaTheme="minorEastAsia" w:hAnsiTheme="minorHAnsi" w:cstheme="minorBidi"/>
+          <w:noProof/>
+          <w:color w:val="auto"/>
+          <w:kern w:val="2"/>
+          <w:szCs w:val="22"/>
+        </w:rPr>
+      </w:pPr>
+      <w:hyperlink w:anchor="_Toc243386847" w:history="1">
+        <w:r>
+          <w:rPr>
+            <w:rStyle w:val="affb"/>
+            <w:rFonts w:hint="eastAsia"/>
+            <w:noProof/>
+          </w:rPr>
+          <w:t>二、進入路徑</w:t>
+        </w:r>
+        <w:r>
+          <w:rPr>
+            <w:noProof/>
+            <w:webHidden/>
+          </w:rPr>
+          <w:tab/>
+        </w:r>
+        <w:r>
+          <w:rPr>
+            <w:noProof/>
+            <w:webHidden/>
+          </w:rPr>
+          <w:fldChar w:fldCharType="begin"/>
+        </w:r>
+        <w:r>
+          <w:rPr>
+            <w:noProof/>
+            <w:webHidden/>
+          </w:rPr>
+          <w:instrText xml:space="preserve"> PAGEREF _Toc243386847 \h </w:instrText>
+        </w:r>
+        <w:r>
+          <w:rPr>
+            <w:noProof/>
+            <w:webHidden/>
+          </w:rPr>
+        </w:r>
+        <w:r>
+          <w:rPr>
+            <w:noProof/>
+            <w:webHidden/>
+          </w:rPr>
+          <w:fldChar w:fldCharType="separate"/>
+        </w:r>
+        <w:r>
+          <w:rPr>
+            <w:noProof/>
+            <w:webHidden/>
+          </w:rPr>
+          <w:t>1</w:t>
+        </w:r>
+        <w:r>
+          <w:rPr>
+            <w:noProof/>
+            <w:webHidden/>
+          </w:rPr>
+          <w:fldChar w:fldCharType="end"/>
+        </w:r>
+      </w:hyperlink>
+    </w:p>
+    <w:p>
+      <w:pPr>
+        <w:pStyle w:val="14"/>
+        <w:tabs>
+          <w:tab w:val="right" w:leader="dot" w:pos="9350"/>
+        </w:tabs>
+        <w:rPr>
+          <w:rFonts w:asciiTheme="minorHAnsi" w:eastAsiaTheme="minorEastAsia" w:hAnsiTheme="minorHAnsi" w:cstheme="minorBidi"/>
+          <w:noProof/>
+          <w:color w:val="auto"/>
+          <w:kern w:val="2"/>
+          <w:szCs w:val="22"/>
+        </w:rPr>
+      </w:pPr>
+      <w:hyperlink w:anchor="_Toc243386848" w:history="1">
+        <w:r>
+          <w:rPr>
+            <w:rStyle w:val="affb"/>
+            <w:rFonts w:hint="eastAsia"/>
+            <w:noProof/>
+          </w:rPr>
+          <w:t>貳、操作說明</w:t>
+        </w:r>
+        <w:r>
+          <w:rPr>
+            <w:noProof/>
+            <w:webHidden/>
+          </w:rPr>
+          <w:tab/>
+        </w:r>
+        <w:r>
+          <w:rPr>
+            <w:noProof/>
+            <w:webHidden/>
+          </w:rPr>
+          <w:fldChar w:fldCharType="begin"/>
+        </w:r>
+        <w:r>
+          <w:rPr>
+            <w:noProof/>
+            <w:webHidden/>
+          </w:rPr>
+          <w:instrText xml:space="preserve"> PAGEREF _Toc243386848 \h </w:instrText>
+        </w:r>
+        <w:r>
+          <w:rPr>
+            <w:noProof/>
+            <w:webHidden/>
+          </w:rPr>
+        </w:r>
+        <w:r>
+          <w:rPr>
+            <w:noProof/>
+            <w:webHidden/>
+          </w:rPr>
+          <w:fldChar w:fldCharType="separate"/>
+        </w:r>
+        <w:r>
+          <w:rPr>
+            <w:noProof/>
+            <w:webHidden/>
+          </w:rPr>
+          <w:t>2</w:t>
+        </w:r>
+        <w:r>
+          <w:rPr>
+            <w:noProof/>
+            <w:webHidden/>
+          </w:rPr>
+          <w:fldChar w:fldCharType="end"/>
+        </w:r>
+      </w:hyperlink>
+    </w:p>
+    <w:p>
+      <w:pPr>
+        <w:pStyle w:val="2a"/>
+        <w:tabs>
+          <w:tab w:val="right" w:leader="dot" w:pos="9350"/>
+        </w:tabs>
+        <w:rPr>
+          <w:rFonts w:asciiTheme="minorHAnsi" w:eastAsiaTheme="minorEastAsia" w:hAnsiTheme="minorHAnsi" w:cstheme="minorBidi"/>
+          <w:noProof/>
+          <w:color w:val="auto"/>
+          <w:kern w:val="2"/>
+          <w:szCs w:val="22"/>
+        </w:rPr>
+      </w:pPr>
+      <w:hyperlink w:anchor="_Toc243386849" w:history="1">
+        <w:r>
+          <w:rPr>
+            <w:rStyle w:val="affb"/>
+            <w:rFonts w:hint="eastAsia"/>
+            <w:noProof/>
+          </w:rPr>
+          <w:t>一、畫面與前置設定</w:t>
+        </w:r>
+        <w:r>
+          <w:rPr>
+            <w:noProof/>
+            <w:webHidden/>
+          </w:rPr>
+          <w:tab/>
+        </w:r>
+        <w:r>
+          <w:rPr>
+            <w:noProof/>
+            <w:webHidden/>
+          </w:rPr>
+          <w:fldChar w:fldCharType="begin"/>
+        </w:r>
+        <w:r>
+          <w:rPr>
+            <w:noProof/>
+            <w:webHidden/>
+          </w:rPr>
+          <w:instrText xml:space="preserve"> PAGEREF _Toc243386849 \h </w:instrText>
+        </w:r>
+        <w:r>
+          <w:rPr>
+            <w:noProof/>
+            <w:webHidden/>
+          </w:rPr>
+        </w:r>
+        <w:r>
+          <w:rPr>
+            <w:noProof/>
+            <w:webHidden/>
+          </w:rPr>
+          <w:fldChar w:fldCharType="separate"/>
+        </w:r>
+        <w:r>
+          <w:rPr>
+            <w:noProof/>
+            <w:webHidden/>
+          </w:rPr>
+          <w:t>2</w:t>
+        </w:r>
+        <w:r>
+          <w:rPr>
+            <w:noProof/>
+            <w:webHidden/>
+          </w:rPr>
+          <w:fldChar w:fldCharType="end"/>
+        </w:r>
+      </w:hyperlink>
+    </w:p>
+    <w:p>
+      <w:pPr>
+        <w:pStyle w:val="2a"/>
+        <w:tabs>
+          <w:tab w:val="right" w:leader="dot" w:pos="9350"/>
+        </w:tabs>
+        <w:rPr>
+          <w:rFonts w:asciiTheme="minorHAnsi" w:eastAsiaTheme="minorEastAsia" w:hAnsiTheme="minorHAnsi" w:cstheme="minorBidi"/>
+          <w:noProof/>
+          <w:color w:val="auto"/>
+          <w:kern w:val="2"/>
+          <w:szCs w:val="22"/>
+        </w:rPr>
+      </w:pPr>
+      <w:hyperlink w:anchor="_Toc243386850" w:history="1">
+        <w:r>
+          <w:rPr>
+            <w:rStyle w:val="affb"/>
+            <w:rFonts w:hint="eastAsia"/>
+            <w:noProof/>
+          </w:rPr>
+          <w:t>二、依學員查詢</w:t>
+        </w:r>
+        <w:r>
+          <w:rPr>
+            <w:noProof/>
+            <w:webHidden/>
+          </w:rPr>
+          <w:tab/>
+        </w:r>
+        <w:r>
+          <w:rPr>
+            <w:noProof/>
+            <w:webHidden/>
+          </w:rPr>
+          <w:fldChar w:fldCharType="begin"/>
+        </w:r>
+        <w:r>
+          <w:rPr>
+            <w:noProof/>
+            <w:webHidden/>
+          </w:rPr>
+          <w:instrText xml:space="preserve"> PAGEREF _Toc243386850 \h </w:instrText>
+        </w:r>
+        <w:r>
+          <w:rPr>
+            <w:noProof/>
+            <w:webHidden/>
+          </w:rPr>
+        </w:r>
+        <w:r>
+          <w:rPr>
+            <w:noProof/>
+            <w:webHidden/>
+          </w:rPr>
+          <w:fldChar w:fldCharType="separate"/>
+        </w:r>
+        <w:r>
+          <w:rPr>
+            <w:noProof/>
+            <w:webHidden/>
+          </w:rPr>
+          <w:t>2</w:t>
+        </w:r>
+        <w:r>
+          <w:rPr>
+            <w:noProof/>
+            <w:webHidden/>
+          </w:rPr>
+          <w:fldChar w:fldCharType="end"/>
+        </w:r>
+      </w:hyperlink>
+    </w:p>
+    <w:p>
+      <w:pPr>
+        <w:pStyle w:val="2a"/>
+        <w:tabs>
+          <w:tab w:val="right" w:leader="dot" w:pos="9350"/>
+        </w:tabs>
+        <w:rPr>
+          <w:rFonts w:asciiTheme="minorHAnsi" w:eastAsiaTheme="minorEastAsia" w:hAnsiTheme="minorHAnsi" w:cstheme="minorBidi"/>
+          <w:noProof/>
+          <w:color w:val="auto"/>
+          <w:kern w:val="2"/>
+          <w:szCs w:val="22"/>
+        </w:rPr>
+      </w:pPr>
+      <w:hyperlink w:anchor="_Toc243386851" w:history="1">
+        <w:r>
+          <w:rPr>
+            <w:rStyle w:val="affb"/>
+            <w:rFonts w:hint="eastAsia"/>
+            <w:noProof/>
+          </w:rPr>
+          <w:t>三、依課程查詢</w:t>
+        </w:r>
+        <w:r>
+          <w:rPr>
+            <w:noProof/>
+            <w:webHidden/>
+          </w:rPr>
+          <w:tab/>
+        </w:r>
+        <w:r>
+          <w:rPr>
+            <w:noProof/>
+            <w:webHidden/>
+          </w:rPr>
+          <w:fldChar w:fldCharType="begin"/>
+        </w:r>
+        <w:r>
+          <w:rPr>
+            <w:noProof/>
+            <w:webHidden/>
+          </w:rPr>
+          <w:instrText xml:space="preserve"> PAGEREF _Toc243386851 \h </w:instrText>
+        </w:r>
+        <w:r>
+          <w:rPr>
+            <w:noProof/>
+            <w:webHidden/>
+          </w:rPr>
+        </w:r>
+        <w:r>
+          <w:rPr>
+            <w:noProof/>
+            <w:webHidden/>
+          </w:rPr>
+          <w:fldChar w:fldCharType="separate"/>
+        </w:r>
+        <w:r>
+          <w:rPr>
+            <w:noProof/>
+            <w:webHidden/>
+          </w:rPr>
+          <w:t>3</w:t>
+        </w:r>
+        <w:r>
+          <w:rPr>
+            <w:noProof/>
+            <w:webHidden/>
+          </w:rPr>
+          <w:fldChar w:fldCharType="end"/>
+        </w:r>
+      </w:hyperlink>
+    </w:p>
+    <w:p>
+      <w:pPr>
+        <w:pStyle w:val="2a"/>
+        <w:tabs>
+          <w:tab w:val="right" w:leader="dot" w:pos="9350"/>
+        </w:tabs>
+        <w:rPr>
+          <w:rFonts w:asciiTheme="minorHAnsi" w:eastAsiaTheme="minorEastAsia" w:hAnsiTheme="minorHAnsi" w:cstheme="minorBidi"/>
+          <w:noProof/>
+          <w:color w:val="auto"/>
+          <w:kern w:val="2"/>
+          <w:szCs w:val="22"/>
+        </w:rPr>
+      </w:pPr>
+      <w:hyperlink w:anchor="_Toc243386852" w:history="1">
+        <w:r>
+          <w:rPr>
+            <w:rStyle w:val="affb"/>
+            <w:rFonts w:hint="eastAsia"/>
+            <w:noProof/>
+          </w:rPr>
+          <w:t>四、依核可結果篩選</w:t>
+        </w:r>
+        <w:r>
+          <w:rPr>
+            <w:noProof/>
+            <w:webHidden/>
+          </w:rPr>
+          <w:tab/>
+        </w:r>
+        <w:r>
+          <w:rPr>
+            <w:noProof/>
+            <w:webHidden/>
+          </w:rPr>
+          <w:fldChar w:fldCharType="begin"/>
+        </w:r>
+        <w:r>
+          <w:rPr>
+            <w:noProof/>
+            <w:webHidden/>
+          </w:rPr>
+          <w:instrText xml:space="preserve"> PAGEREF _Toc243386852 \h </w:instrText>
+        </w:r>
+        <w:r>
+          <w:rPr>
+            <w:noProof/>
+            <w:webHidden/>
+          </w:rPr>
+        </w:r>
+        <w:r>
+          <w:rPr>
+            <w:noProof/>
+            <w:webHidden/>
+          </w:rPr>
+          <w:fldChar w:fldCharType="separate"/>
+        </w:r>
+        <w:r>
+          <w:rPr>
+            <w:noProof/>
+            <w:webHidden/>
+          </w:rPr>
+          <w:t>3</w:t>
+        </w:r>
+        <w:r>
+          <w:rPr>
+            <w:noProof/>
+            <w:webHidden/>
+          </w:rPr>
+          <w:fldChar w:fldCharType="end"/>
+        </w:r>
+      </w:hyperlink>
+    </w:p>
+    <w:p>
+      <w:pPr>
+        <w:pStyle w:val="2a"/>
+        <w:tabs>
+          <w:tab w:val="right" w:leader="dot" w:pos="9350"/>
+        </w:tabs>
+        <w:rPr>
+          <w:rFonts w:asciiTheme="minorHAnsi" w:eastAsiaTheme="minorEastAsia" w:hAnsiTheme="minorHAnsi" w:cstheme="minorBidi"/>
+          <w:noProof/>
+          <w:color w:val="auto"/>
+          <w:kern w:val="2"/>
+          <w:szCs w:val="22"/>
+        </w:rPr>
+      </w:pPr>
+      <w:hyperlink w:anchor="_Toc243386853" w:history="1">
+        <w:r>
+          <w:rPr>
+            <w:rStyle w:val="affb"/>
+            <w:rFonts w:hint="eastAsia"/>
+            <w:noProof/>
+          </w:rPr>
+          <w:t>五、檢視查詢結果</w:t>
+        </w:r>
+        <w:r>
+          <w:rPr>
+            <w:noProof/>
+            <w:webHidden/>
+          </w:rPr>
+          <w:tab/>
+        </w:r>
+        <w:r>
+          <w:rPr>
+            <w:noProof/>
+            <w:webHidden/>
+          </w:rPr>
+          <w:fldChar w:fldCharType="begin"/>
+        </w:r>
+        <w:r>
+          <w:rPr>
+            <w:noProof/>
+            <w:webHidden/>
+          </w:rPr>
+          <w:instrText xml:space="preserve"> PAGEREF _Toc243386853 \h </w:instrText>
+        </w:r>
+        <w:r>
+          <w:rPr>
+            <w:noProof/>
+            <w:webHidden/>
+          </w:rPr>
+        </w:r>
+        <w:r>
+          <w:rPr>
+            <w:noProof/>
+            <w:webHidden/>
+          </w:rPr>
+          <w:fldChar w:fldCharType="separate"/>
+        </w:r>
+        <w:r>
+          <w:rPr>
+            <w:noProof/>
+            <w:webHidden/>
+          </w:rPr>
+          <w:t>3</w:t>
+        </w:r>
+        <w:r>
+          <w:rPr>
+            <w:noProof/>
+            <w:webHidden/>
+          </w:rPr>
+          <w:fldChar w:fldCharType="end"/>
+        </w:r>
+      </w:hyperlink>
+    </w:p>
+    <w:p>
+      <w:pPr>
+        <w:pStyle w:val="2a"/>
+        <w:tabs>
+          <w:tab w:val="right" w:leader="dot" w:pos="9350"/>
+        </w:tabs>
+        <w:rPr>
+          <w:rFonts w:asciiTheme="minorHAnsi" w:eastAsiaTheme="minorEastAsia" w:hAnsiTheme="minorHAnsi" w:cstheme="minorBidi"/>
+          <w:noProof/>
+          <w:color w:val="auto"/>
+          <w:kern w:val="2"/>
+          <w:szCs w:val="22"/>
+        </w:rPr>
+      </w:pPr>
+      <w:hyperlink w:anchor="_Toc243386854" w:history="1">
+        <w:r>
+          <w:rPr>
+            <w:rStyle w:val="affb"/>
+            <w:rFonts w:hint="eastAsia"/>
+            <w:noProof/>
+          </w:rPr>
+          <w:t>六、學員查看已通過課程</w:t>
+        </w:r>
+        <w:r>
+          <w:rPr>
+            <w:noProof/>
+            <w:webHidden/>
+          </w:rPr>
+          <w:tab/>
+        </w:r>
+        <w:r>
+          <w:rPr>
+            <w:noProof/>
+            <w:webHidden/>
+          </w:rPr>
+          <w:fldChar w:fldCharType="begin"/>
+        </w:r>
+        <w:r>
+          <w:rPr>
+            <w:noProof/>
+            <w:webHidden/>
+          </w:rPr>
+          <w:instrText xml:space="preserve"> PAGEREF _Toc243386854 \h </w:instrText>
+        </w:r>
+        <w:r>
+          <w:rPr>
+            <w:noProof/>
+            <w:webHidden/>
+          </w:rPr>
+        </w:r>
+        <w:r>
+          <w:rPr>
+            <w:noProof/>
+            <w:webHidden/>
+          </w:rPr>
+          <w:fldChar w:fldCharType="separate"/>
+        </w:r>
+        <w:r>
+          <w:rPr>
+            <w:noProof/>
+            <w:webHidden/>
+          </w:rPr>
+          <w:t>4</w:t>
+        </w:r>
+        <w:r>
+          <w:rPr>
+            <w:noProof/>
+            <w:webHidden/>
+          </w:rPr>
+          <w:fldChar w:fldCharType="end"/>
+        </w:r>
+      </w:hyperlink>
+    </w:p>
+    <w:p>
+      <w:pPr>
+        <w:pStyle w:val="14"/>
+        <w:tabs>
+          <w:tab w:val="right" w:leader="dot" w:pos="9350"/>
+        </w:tabs>
+        <w:rPr>
+          <w:rFonts w:asciiTheme="minorHAnsi" w:eastAsiaTheme="minorEastAsia" w:hAnsiTheme="minorHAnsi" w:cstheme="minorBidi"/>
+          <w:noProof/>
+          <w:color w:val="auto"/>
+          <w:kern w:val="2"/>
+          <w:szCs w:val="22"/>
+        </w:rPr>
+      </w:pPr>
+      <w:hyperlink w:anchor="_Toc243386855" w:history="1">
+        <w:r>
+          <w:rPr>
+            <w:rStyle w:val="affb"/>
+            <w:rFonts w:hint="eastAsia"/>
+            <w:noProof/>
+          </w:rPr>
+          <w:t>參、常見訊息與處置</w:t>
+        </w:r>
+        <w:r>
+          <w:rPr>
+            <w:noProof/>
+            <w:webHidden/>
+          </w:rPr>
+          <w:tab/>
+        </w:r>
+        <w:r>
+          <w:rPr>
+            <w:noProof/>
+            <w:webHidden/>
+          </w:rPr>
+          <w:fldChar w:fldCharType="begin"/>
+        </w:r>
+        <w:r>
+          <w:rPr>
+            <w:noProof/>
+            <w:webHidden/>
+          </w:rPr>
+          <w:instrText xml:space="preserve"> PAGEREF _Toc243386855 \h </w:instrText>
+        </w:r>
+        <w:r>
+          <w:rPr>
+            <w:noProof/>
+            <w:webHidden/>
+          </w:rPr>
+        </w:r>
+        <w:r>
+          <w:rPr>
+            <w:noProof/>
+            <w:webHidden/>
+          </w:rPr>
+          <w:fldChar w:fldCharType="separate"/>
+        </w:r>
+        <w:r>
+          <w:rPr>
+            <w:noProof/>
+            <w:webHidden/>
+          </w:rPr>
+          <w:t>5</w:t>
+        </w:r>
+        <w:r>
+          <w:rPr>
+            <w:noProof/>
+            <w:webHidden/>
+          </w:rPr>
+          <w:fldChar w:fldCharType="end"/>
+        </w:r>
+      </w:hyperlink>
+    </w:p>
+    <w:p>
+      <w:pPr>
+        <w:pStyle w:val="2a"/>
+        <w:tabs>
+          <w:tab w:val="right" w:leader="dot" w:pos="9350"/>
+        </w:tabs>
+        <w:rPr>
+          <w:rFonts w:asciiTheme="minorHAnsi" w:eastAsiaTheme="minorEastAsia" w:hAnsiTheme="minorHAnsi" w:cstheme="minorBidi"/>
+          <w:noProof/>
+          <w:color w:val="auto"/>
+          <w:kern w:val="2"/>
+          <w:szCs w:val="22"/>
+        </w:rPr>
+      </w:pPr>
+      <w:hyperlink w:anchor="_Toc243386856" w:history="1">
+        <w:r>
+          <w:rPr>
+            <w:rStyle w:val="affb"/>
+            <w:rFonts w:hint="eastAsia"/>
+            <w:noProof/>
+          </w:rPr>
+          <w:t>一、其他情況</w:t>
+        </w:r>
+        <w:r>
+          <w:rPr>
+            <w:noProof/>
+            <w:webHidden/>
+          </w:rPr>
+          <w:tab/>
+        </w:r>
+        <w:r>
+          <w:rPr>
+            <w:noProof/>
+            <w:webHidden/>
+          </w:rPr>
+          <w:fldChar w:fldCharType="begin"/>
+        </w:r>
+        <w:r>
+          <w:rPr>
+            <w:noProof/>
+            <w:webHidden/>
+          </w:rPr>
+          <w:instrText xml:space="preserve"> PAGEREF _Toc243386856 \h </w:instrText>
+        </w:r>
+        <w:r>
+          <w:rPr>
+            <w:noProof/>
+            <w:webHidden/>
+          </w:rPr>
+        </w:r>
+        <w:r>
+          <w:rPr>
+            <w:noProof/>
+            <w:webHidden/>
+          </w:rPr>
+          <w:fldChar w:fldCharType="separate"/>
+        </w:r>
+        <w:r>
+          <w:rPr>
+            <w:noProof/>
+            <w:webHidden/>
+          </w:rPr>
+          <w:t>5</w:t>
+        </w:r>
+        <w:r>
+          <w:rPr>
+            <w:noProof/>
+            <w:webHidden/>
+          </w:rPr>
+          <w:fldChar w:fldCharType="end"/>
+        </w:r>
+      </w:hyperlink>
+    </w:p>
+    <w:p>
+      <w:r>
         <w:fldChar w:fldCharType="end"/>
       </w:r>
     </w:p>
     <w:p>
       <w:pPr>
         <w:sectPr>
-          <w:footerReference w:type="default" r:id="rId8"/>
           <w:pgSz w:w="12240" w:h="15840"/>
           <w:pgMar w:top="1440" w:right="1440" w:bottom="1440" w:left="1440" w:header="720" w:footer="720" w:gutter="0"/>
           <w:cols w:space="720"/>
@@ -458,20 +1397,26 @@
       <w:pPr>
         <w:pStyle w:val="1"/>
       </w:pPr>
+      <w:bookmarkStart w:id="1" w:name="_Toc243386845"/>
       <w:r>
+        <w:lastRenderedPageBreak/>
         <w:t>壹、作業說明</w:t>
       </w:r>
+      <w:bookmarkEnd w:id="1"/>
     </w:p>
     <w:p>
       <w:pPr>
         <w:pStyle w:val="2"/>
       </w:pPr>
+      <w:bookmarkStart w:id="2" w:name="_Toc243386846"/>
       <w:r>
         <w:t>一、使用情境</w:t>
       </w:r>
+      <w:bookmarkEnd w:id="2"/>
     </w:p>
     <w:p>
       <w:pPr>
+        <w:keepNext/>
         <w:ind w:firstLine="482"/>
       </w:pPr>
       <w:r>
@@ -490,26 +1435,23 @@
     <w:tbl>
       <w:tblPr>
         <w:tblStyle w:val="aff2"/>
-        <w:tblW w:type="auto" w:w="0"/>
+        <w:tblW w:w="0" w:type="auto"/>
         <w:tblLayout w:type="fixed"/>
-        <w:tblLook w:firstColumn="1" w:firstRow="1" w:lastColumn="0" w:lastRow="0" w:noHBand="0" w:noVBand="1" w:val="04A0"/>
-        <w:tblLayout w:type="fixed"/>
+        <w:tblLook w:val="04A0" w:firstRow="1" w:lastRow="0" w:firstColumn="1" w:lastColumn="0" w:noHBand="0" w:noVBand="1"/>
       </w:tblPr>
       <w:tblGrid>
-        <w:gridCol w:w="4680"/>
-        <w:gridCol w:w="4680"/>
+        <w:gridCol w:w="1787"/>
+        <w:gridCol w:w="7573"/>
       </w:tblGrid>
       <w:tr>
         <w:tc>
           <w:tcPr>
-            <w:tcW w:type="dxa" w:w="1787"/>
+            <w:tcW w:w="1787" w:type="dxa"/>
           </w:tcPr>
           <w:p>
-            <w:r>
-              <w:rPr>
-                <w:b/>
-              </w:rPr>
-            </w:r>
+            <w:pPr>
+              <w:spacing w:before="60" w:after="60"/>
+            </w:pPr>
             <w:r>
               <w:rPr>
                 <w:b/>
@@ -520,14 +1462,12 @@
         </w:tc>
         <w:tc>
           <w:tcPr>
-            <w:tcW w:type="dxa" w:w="7573"/>
+            <w:tcW w:w="7573" w:type="dxa"/>
           </w:tcPr>
           <w:p>
-            <w:r>
-              <w:rPr>
-                <w:b/>
-              </w:rPr>
-            </w:r>
+            <w:pPr>
+              <w:spacing w:before="60" w:after="60"/>
+            </w:pPr>
             <w:r>
               <w:rPr>
                 <w:b/>
@@ -540,10 +1480,12 @@
       <w:tr>
         <w:tc>
           <w:tcPr>
-            <w:tcW w:type="dxa" w:w="1787"/>
+            <w:tcW w:w="1787" w:type="dxa"/>
           </w:tcPr>
           <w:p>
-            <w:r/>
+            <w:pPr>
+              <w:spacing w:before="60" w:after="60"/>
+            </w:pPr>
             <w:r>
               <w:t>教師、管理者</w:t>
             </w:r>
@@ -551,12 +1493,20 @@
         </w:tc>
         <w:tc>
           <w:tcPr>
-            <w:tcW w:type="dxa" w:w="7573"/>
+            <w:tcW w:w="7573" w:type="dxa"/>
           </w:tcPr>
           <w:p>
-            <w:r/>
+            <w:pPr>
+              <w:spacing w:before="60" w:after="60"/>
+            </w:pPr>
             <w:r>
-              <w:t>依學員姓名或 Email、課程、核可結果查詢</w:t>
+              <w:t>依學員姓名或</w:t>
+            </w:r>
+            <w:r>
+              <w:t xml:space="preserve"> Email</w:t>
+            </w:r>
+            <w:r>
+              <w:t>、課程、核可結果查詢</w:t>
             </w:r>
             <w:r>
               <w:rPr>
@@ -573,10 +1523,12 @@
       <w:tr>
         <w:tc>
           <w:tcPr>
-            <w:tcW w:type="dxa" w:w="1787"/>
+            <w:tcW w:w="1787" w:type="dxa"/>
           </w:tcPr>
           <w:p>
-            <w:r/>
+            <w:pPr>
+              <w:spacing w:before="60" w:after="60"/>
+            </w:pPr>
             <w:r>
               <w:t>學員</w:t>
             </w:r>
@@ -584,10 +1536,12 @@
         </w:tc>
         <w:tc>
           <w:tcPr>
-            <w:tcW w:type="dxa" w:w="7573"/>
+            <w:tcW w:w="7573" w:type="dxa"/>
           </w:tcPr>
           <w:p>
-            <w:r/>
+            <w:pPr>
+              <w:spacing w:before="60" w:after="60"/>
+            </w:pPr>
             <w:r>
               <w:t>查看</w:t>
             </w:r>
@@ -609,11 +1563,18 @@
         <w:ind w:firstLine="482"/>
       </w:pPr>
       <w:r>
-        <w:t>本作業為唯讀查詢。線下核可的「通過」「不通過」與撤銷，由開設課程的教師於 ET02 學員學習表現執行，結果即時反映於本作業。</w:t>
+        <w:t>本作業為唯讀查詢。線下核可的「通過」「不通過」與撤銷，由開設課程的教師於</w:t>
+      </w:r>
+      <w:r>
+        <w:t xml:space="preserve"> ET02 </w:t>
+      </w:r>
+      <w:r>
+        <w:t>學員學習表現執行，結果即時反映於本作業。</w:t>
       </w:r>
     </w:p>
     <w:p>
       <w:pPr>
+        <w:keepNext/>
         <w:ind w:firstLine="482"/>
       </w:pPr>
       <w:r>
@@ -623,28 +1584,25 @@
     <w:tbl>
       <w:tblPr>
         <w:tblStyle w:val="aff2"/>
-        <w:tblW w:type="auto" w:w="0"/>
+        <w:tblW w:w="0" w:type="auto"/>
         <w:tblLayout w:type="fixed"/>
-        <w:tblLook w:firstColumn="1" w:firstRow="1" w:lastColumn="0" w:lastRow="0" w:noHBand="0" w:noVBand="1" w:val="04A0"/>
-        <w:tblLayout w:type="fixed"/>
+        <w:tblLook w:val="04A0" w:firstRow="1" w:lastRow="0" w:firstColumn="1" w:lastColumn="0" w:noHBand="0" w:noVBand="1"/>
       </w:tblPr>
       <w:tblGrid>
-        <w:gridCol w:w="2340"/>
-        <w:gridCol w:w="2340"/>
-        <w:gridCol w:w="2340"/>
-        <w:gridCol w:w="2340"/>
+        <w:gridCol w:w="1753"/>
+        <w:gridCol w:w="3036"/>
+        <w:gridCol w:w="2678"/>
+        <w:gridCol w:w="1893"/>
       </w:tblGrid>
       <w:tr>
         <w:tc>
           <w:tcPr>
-            <w:tcW w:type="dxa" w:w="1753"/>
+            <w:tcW w:w="1753" w:type="dxa"/>
           </w:tcPr>
           <w:p>
-            <w:r>
-              <w:rPr>
-                <w:b/>
-              </w:rPr>
-            </w:r>
+            <w:pPr>
+              <w:spacing w:before="60" w:after="60"/>
+            </w:pPr>
             <w:r>
               <w:rPr>
                 <w:b/>
@@ -655,14 +1613,12 @@
         </w:tc>
         <w:tc>
           <w:tcPr>
-            <w:tcW w:type="dxa" w:w="3036"/>
+            <w:tcW w:w="3036" w:type="dxa"/>
           </w:tcPr>
           <w:p>
-            <w:r>
-              <w:rPr>
-                <w:b/>
-              </w:rPr>
-            </w:r>
+            <w:pPr>
+              <w:spacing w:before="60" w:after="60"/>
+            </w:pPr>
             <w:r>
               <w:rPr>
                 <w:b/>
@@ -673,14 +1629,12 @@
         </w:tc>
         <w:tc>
           <w:tcPr>
-            <w:tcW w:type="dxa" w:w="2678"/>
+            <w:tcW w:w="2678" w:type="dxa"/>
           </w:tcPr>
           <w:p>
-            <w:r>
-              <w:rPr>
-                <w:b/>
-              </w:rPr>
-            </w:r>
+            <w:pPr>
+              <w:spacing w:before="60" w:after="60"/>
+            </w:pPr>
             <w:r>
               <w:rPr>
                 <w:b/>
@@ -691,14 +1645,12 @@
         </w:tc>
         <w:tc>
           <w:tcPr>
-            <w:tcW w:type="dxa" w:w="1893"/>
+            <w:tcW w:w="1893" w:type="dxa"/>
           </w:tcPr>
           <w:p>
-            <w:r>
-              <w:rPr>
-                <w:b/>
-              </w:rPr>
-            </w:r>
+            <w:pPr>
+              <w:spacing w:before="60" w:after="60"/>
+            </w:pPr>
             <w:r>
               <w:rPr>
                 <w:b/>
@@ -711,10 +1663,12 @@
       <w:tr>
         <w:tc>
           <w:tcPr>
-            <w:tcW w:type="dxa" w:w="1753"/>
+            <w:tcW w:w="1753" w:type="dxa"/>
           </w:tcPr>
           <w:p>
-            <w:r/>
+            <w:pPr>
+              <w:spacing w:before="60" w:after="60"/>
+            </w:pPr>
             <w:r>
               <w:t>需線下核可</w:t>
             </w:r>
@@ -722,21 +1676,31 @@
         </w:tc>
         <w:tc>
           <w:tcPr>
-            <w:tcW w:type="dxa" w:w="3036"/>
+            <w:tcW w:w="3036" w:type="dxa"/>
           </w:tcPr>
           <w:p>
-            <w:r/>
+            <w:pPr>
+              <w:spacing w:before="60" w:after="60"/>
+            </w:pPr>
             <w:r>
-              <w:t>教師於 ET02 核可為「通過」，且未撤銷</w:t>
+              <w:t>教師於</w:t>
+            </w:r>
+            <w:r>
+              <w:t xml:space="preserve"> ET02 </w:t>
+            </w:r>
+            <w:r>
+              <w:t>核可為「通過」，且未撤銷</w:t>
             </w:r>
           </w:p>
         </w:tc>
         <w:tc>
           <w:tcPr>
-            <w:tcW w:type="dxa" w:w="2678"/>
+            <w:tcW w:w="2678" w:type="dxa"/>
           </w:tcPr>
           <w:p>
-            <w:r/>
+            <w:pPr>
+              <w:spacing w:before="60" w:after="60"/>
+            </w:pPr>
             <w:r>
               <w:t>核可當下的時間</w:t>
             </w:r>
@@ -744,10 +1708,12 @@
         </w:tc>
         <w:tc>
           <w:tcPr>
-            <w:tcW w:type="dxa" w:w="1893"/>
+            <w:tcW w:w="1893" w:type="dxa"/>
           </w:tcPr>
           <w:p>
-            <w:r/>
+            <w:pPr>
+              <w:spacing w:before="60" w:after="60"/>
+            </w:pPr>
             <w:r>
               <w:t>執行核可的教師</w:t>
             </w:r>
@@ -757,10 +1723,12 @@
       <w:tr>
         <w:tc>
           <w:tcPr>
-            <w:tcW w:type="dxa" w:w="1753"/>
+            <w:tcW w:w="1753" w:type="dxa"/>
           </w:tcPr>
           <w:p>
-            <w:r/>
+            <w:pPr>
+              <w:spacing w:before="60" w:after="60"/>
+            </w:pPr>
             <w:r>
               <w:t>不需線下核可</w:t>
             </w:r>
@@ -768,10 +1736,12 @@
         </w:tc>
         <w:tc>
           <w:tcPr>
-            <w:tcW w:type="dxa" w:w="3036"/>
+            <w:tcW w:w="3036" w:type="dxa"/>
           </w:tcPr>
           <w:p>
-            <w:r/>
+            <w:pPr>
+              <w:spacing w:before="60" w:after="60"/>
+            </w:pPr>
             <w:r>
               <w:t>學員完成課程全部項目</w:t>
             </w:r>
@@ -779,10 +1749,12 @@
         </w:tc>
         <w:tc>
           <w:tcPr>
-            <w:tcW w:type="dxa" w:w="2678"/>
+            <w:tcW w:w="2678" w:type="dxa"/>
           </w:tcPr>
           <w:p>
-            <w:r/>
+            <w:pPr>
+              <w:spacing w:before="60" w:after="60"/>
+            </w:pPr>
             <w:r>
               <w:t>學員第一次完成全部項目的時間</w:t>
             </w:r>
@@ -790,12 +1762,20 @@
         </w:tc>
         <w:tc>
           <w:tcPr>
-            <w:tcW w:type="dxa" w:w="1893"/>
+            <w:tcW w:w="1893" w:type="dxa"/>
           </w:tcPr>
           <w:p>
-            <w:r/>
+            <w:pPr>
+              <w:spacing w:before="60" w:after="60"/>
+            </w:pPr>
             <w:r>
-              <w:t>顯示「—」</w:t>
+              <w:t>顯示「</w:t>
+            </w:r>
+            <w:r>
+              <w:t>—</w:t>
+            </w:r>
+            <w:r>
+              <w:t>」</w:t>
             </w:r>
           </w:p>
         </w:tc>
@@ -804,7 +1784,7 @@
     <w:p>
       <w:pPr>
         <w:spacing w:before="80" w:after="80"/>
-        <w:ind w:left="283" w:firstLine="0"/>
+        <w:ind w:left="283"/>
       </w:pPr>
       <w:r>
         <w:t>重要：</w:t>
@@ -816,7 +1796,10 @@
         <w:t>需線下核可的課程，學員線上完課後、教師尚未核可前，不會出現在本作業</w:t>
       </w:r>
       <w:r>
-        <w:t>——查詢結果為「查無」不代表該學員未受訓，可能只是尚待教師核可。排班前確認受訓狀況時，請一併向開設課程的教師確認。</w:t>
+        <w:t>——</w:t>
+      </w:r>
+      <w:r>
+        <w:t>查詢結果為「查無」不代表該學員未受訓，可能只是尚待教師核可。排班前確認受訓狀況時，請一併向開設課程的教師確認。</w:t>
       </w:r>
     </w:p>
     <w:p>
@@ -824,73 +1807,110 @@
         <w:ind w:firstLine="482"/>
       </w:pPr>
       <w:r>
-        <w:t>課程是否需線下核可，由教師於 ET05 課程建立與編輯的「本課程需線下核可」設定。</w:t>
+        <w:t>課程是否需線下核可，由教師於</w:t>
+      </w:r>
+      <w:r>
+        <w:t xml:space="preserve"> ET05 </w:t>
+      </w:r>
+      <w:r>
+        <w:t>課程建立與編輯的「本課程需線下核可」設定。</w:t>
       </w:r>
     </w:p>
     <w:p>
       <w:pPr>
         <w:pStyle w:val="2"/>
       </w:pPr>
+      <w:bookmarkStart w:id="3" w:name="_Toc243386847"/>
       <w:r>
         <w:t>二、進入路徑</w:t>
       </w:r>
+      <w:bookmarkEnd w:id="3"/>
     </w:p>
     <w:p>
       <w:pPr>
         <w:ind w:firstLine="482"/>
       </w:pPr>
       <w:r>
-        <w:t>側邊選單「教育訓練 → 核可查詢」。同時具教師或管理者角色與學員角色者，進入後一律為查詢畫面；本人已通過的課程，可於查詢欄輸入本人姓名查得。</w:t>
+        <w:t>側邊選單「教育訓練</w:t>
+      </w:r>
+      <w:r>
+        <w:t xml:space="preserve"> → </w:t>
+      </w:r>
+      <w:r>
+        <w:t>核可查詢」。同時具教師或管理者角色與學員角色者，進入後一律為查詢畫面；本人已通過的課程，可於查詢欄輸入本人姓名查得。</w:t>
       </w:r>
     </w:p>
     <w:p>
       <w:pPr>
         <w:pStyle w:val="1"/>
       </w:pPr>
+      <w:bookmarkStart w:id="4" w:name="_Toc243386848"/>
       <w:r>
+        <w:lastRenderedPageBreak/>
         <w:t>貳、操作說明</w:t>
+      </w:r>
+      <w:bookmarkEnd w:id="4"/>
+    </w:p>
+    <w:p>
+      <w:pPr>
+        <w:pStyle w:val="2"/>
+      </w:pPr>
+      <w:bookmarkStart w:id="5" w:name="_Toc243386849"/>
+      <w:r>
+        <w:t>一、畫面與前置設定</w:t>
+      </w:r>
+      <w:bookmarkEnd w:id="5"/>
+    </w:p>
+    <w:p>
+      <w:pPr>
+        <w:ind w:firstLine="482"/>
+      </w:pPr>
+      <w:r>
+        <w:t>以教師或管理者身分進入時，上方為查詢列（「學員姓名或</w:t>
+      </w:r>
+      <w:r>
+        <w:t xml:space="preserve"> Email</w:t>
+      </w:r>
+      <w:r>
+        <w:t>」「課程」「核可結果」），下方為查詢結果與筆數，每頁</w:t>
+      </w:r>
+      <w:r>
+        <w:t xml:space="preserve"> 20</w:t>
+      </w:r>
+      <w:r>
+        <w:t xml:space="preserve"> </w:t>
+      </w:r>
+      <w:r>
+        <w:t>筆。</w:t>
       </w:r>
     </w:p>
     <w:p>
       <w:pPr>
-        <w:pStyle w:val="2"/>
-      </w:pPr>
-      <w:r>
-        <w:t>一、畫面與前置設定</w:t>
-      </w:r>
-    </w:p>
-    <w:p>
-      <w:pPr>
-        <w:ind w:firstLine="482"/>
-      </w:pPr>
-      <w:r>
-        <w:t>以教師或管理者身分進入時，上方為查詢列（「學員姓名或 Email」「課程」「核可結果」），下方為查詢結果與筆數，每頁 20 筆。</w:t>
-      </w:r>
-    </w:p>
-    <w:p>
-      <w:pPr>
         <w:keepNext/>
         <w:spacing w:before="160" w:after="40"/>
-        <w:ind w:left="0" w:firstLine="0"/>
         <w:jc w:val="center"/>
       </w:pPr>
       <w:r>
+        <w:rPr>
+          <w:noProof/>
+        </w:rPr>
         <w:drawing>
-          <wp:inline xmlns:a="http://schemas.openxmlformats.org/drawingml/2006/main" xmlns:pic="http://schemas.openxmlformats.org/drawingml/2006/picture">
+          <wp:inline distT="0" distB="0" distL="0" distR="0">
             <wp:extent cx="5580000" cy="3123000"/>
+            <wp:effectExtent l="0" t="0" r="0" b="0"/>
             <wp:docPr id="1" name="Picture 1"/>
             <wp:cNvGraphicFramePr>
-              <a:graphicFrameLocks noChangeAspect="1"/>
+              <a:graphicFrameLocks xmlns:a="http://schemas.openxmlformats.org/drawingml/2006/main" noChangeAspect="1"/>
             </wp:cNvGraphicFramePr>
-            <a:graphic>
+            <a:graphic xmlns:a="http://schemas.openxmlformats.org/drawingml/2006/main">
               <a:graphicData uri="http://schemas.openxmlformats.org/drawingml/2006/picture">
-                <pic:pic>
+                <pic:pic xmlns:pic="http://schemas.openxmlformats.org/drawingml/2006/picture">
                   <pic:nvPicPr>
                     <pic:cNvPr id="0" name="et04-01.png"/>
                     <pic:cNvPicPr/>
                   </pic:nvPicPr>
                   <pic:blipFill>
-                    <a:blip r:embed="rId9"/>
+                    <a:blip r:embed="rId8"/>
                     <a:stretch>
                       <a:fillRect/>
                     </a:stretch>
@@ -900,7 +1920,9 @@
                       <a:off x="0" y="0"/>
                       <a:ext cx="5580000" cy="3123000"/>
                     </a:xfrm>
-                    <a:prstGeom prst="rect"/>
+                    <a:prstGeom prst="rect">
+                      <a:avLst/>
+                    </a:prstGeom>
                   </pic:spPr>
                 </pic:pic>
               </a:graphicData>
@@ -912,7 +1934,6 @@
     <w:p>
       <w:pPr>
         <w:spacing w:after="160"/>
-        <w:ind w:firstLine="0"/>
         <w:jc w:val="center"/>
       </w:pPr>
       <w:r>
@@ -920,7 +1941,21 @@
           <w:color w:val="404040"/>
           <w:sz w:val="20"/>
         </w:rPr>
-        <w:t>以管理者進入核可查詢，未輸入條件即列出全部紀錄，上方為學員姓名或 Email、課程、核可結果三個查詢條件</w:t>
+        <w:t>以管理者進入核可查詢，未輸入條件即列出全部紀錄，上方為學員姓名或</w:t>
+      </w:r>
+      <w:r>
+        <w:rPr>
+          <w:color w:val="404040"/>
+          <w:sz w:val="20"/>
+        </w:rPr>
+        <w:t xml:space="preserve"> Email</w:t>
+      </w:r>
+      <w:r>
+        <w:rPr>
+          <w:color w:val="404040"/>
+          <w:sz w:val="20"/>
+        </w:rPr>
+        <w:t>、課程、核可結果三個查詢條件</w:t>
       </w:r>
     </w:p>
     <w:p>
@@ -937,13 +1972,19 @@
         <w:t>任一條件變動即自動重新查詢</w:t>
       </w:r>
       <w:r>
-        <w:t>，不需按查詢鈕；條件變動後回到第 1 頁。</w:t>
+        <w:t>，不需按查詢鈕；條件變動後回到第</w:t>
+      </w:r>
+      <w:r>
+        <w:t xml:space="preserve"> 1 </w:t>
+      </w:r>
+      <w:r>
+        <w:t>頁。</w:t>
       </w:r>
     </w:p>
     <w:p>
       <w:pPr>
         <w:spacing w:before="80" w:after="80"/>
-        <w:ind w:left="283" w:firstLine="0"/>
+        <w:ind w:left="283"/>
       </w:pPr>
       <w:r>
         <w:t>注意：</w:t>
@@ -952,51 +1993,87 @@
         <w:rPr>
           <w:b/>
         </w:rPr>
-        <w:t>未輸入學員姓名或 Email 的查詢</w:t>
+        <w:t>未輸入學員姓名或</w:t>
       </w:r>
       <w:r>
-        <w:t>（包括一進入畫面時的全部列出、只選課程或結果的查詢），系統會留下一筆操作記錄，內容為查詢者、課程與結果條件及查得筆數，不含任何學員姓名或 Email。管理者可於 DP05 操作記錄查詢以操作類型「查詢」查閱。輸入學員姓名或 Email 的查詢不留此記錄。</w:t>
+        <w:rPr>
+          <w:b/>
+        </w:rPr>
+        <w:t xml:space="preserve"> Email </w:t>
+      </w:r>
+      <w:r>
+        <w:rPr>
+          <w:b/>
+        </w:rPr>
+        <w:t>的查詢</w:t>
+      </w:r>
+      <w:r>
+        <w:t>（包括一進入畫面時的全部列出、只選課程或結果的查詢），系統會留下一筆操作記錄，內容為查詢者、課程與結果條件及查得筆數，不含任何學員姓名或</w:t>
+      </w:r>
+      <w:r>
+        <w:t xml:space="preserve"> Email</w:t>
+      </w:r>
+      <w:r>
+        <w:t>。管理者可於</w:t>
+      </w:r>
+      <w:r>
+        <w:t xml:space="preserve"> DP05 </w:t>
+      </w:r>
+      <w:r>
+        <w:t>操作記錄查詢以操作類型「查詢」查閱。輸入學員姓名或</w:t>
+      </w:r>
+      <w:r>
+        <w:t xml:space="preserve"> Email </w:t>
+      </w:r>
+      <w:r>
+        <w:t>的查詢不留此記錄。</w:t>
       </w:r>
     </w:p>
     <w:p>
       <w:pPr>
         <w:pStyle w:val="2"/>
       </w:pPr>
+      <w:bookmarkStart w:id="6" w:name="_Toc243386850"/>
       <w:r>
         <w:t>二、依學員查詢</w:t>
       </w:r>
+      <w:bookmarkEnd w:id="6"/>
     </w:p>
     <w:p>
       <w:pPr>
+        <w:keepNext/>
         <w:ind w:firstLine="482"/>
       </w:pPr>
       <w:r>
-        <w:t>於「學員姓名或 Email」輸入要查的人，停止輸入片刻後即列出結果。比對方式如下，不分大小寫：</w:t>
+        <w:t>於「學員姓名或</w:t>
+      </w:r>
+      <w:r>
+        <w:t xml:space="preserve"> Email</w:t>
+      </w:r>
+      <w:r>
+        <w:t>」輸入要查的人，停止輸入片刻後即列出結果。比對方式如下，不分大小寫：</w:t>
       </w:r>
     </w:p>
     <w:tbl>
       <w:tblPr>
         <w:tblStyle w:val="aff2"/>
-        <w:tblW w:type="auto" w:w="0"/>
+        <w:tblW w:w="0" w:type="auto"/>
         <w:tblLayout w:type="fixed"/>
-        <w:tblLook w:firstColumn="1" w:firstRow="1" w:lastColumn="0" w:lastRow="0" w:noHBand="0" w:noVBand="1" w:val="04A0"/>
-        <w:tblLayout w:type="fixed"/>
+        <w:tblLook w:val="04A0" w:firstRow="1" w:lastRow="0" w:firstColumn="1" w:lastColumn="0" w:noHBand="0" w:noVBand="1"/>
       </w:tblPr>
       <w:tblGrid>
-        <w:gridCol w:w="4680"/>
-        <w:gridCol w:w="4680"/>
+        <w:gridCol w:w="3285"/>
+        <w:gridCol w:w="6075"/>
       </w:tblGrid>
       <w:tr>
         <w:tc>
           <w:tcPr>
-            <w:tcW w:type="dxa" w:w="3285"/>
+            <w:tcW w:w="3285" w:type="dxa"/>
           </w:tcPr>
           <w:p>
-            <w:r>
-              <w:rPr>
-                <w:b/>
-              </w:rPr>
-            </w:r>
+            <w:pPr>
+              <w:spacing w:before="60" w:after="60"/>
+            </w:pPr>
             <w:r>
               <w:rPr>
                 <w:b/>
@@ -1007,14 +2084,12 @@
         </w:tc>
         <w:tc>
           <w:tcPr>
-            <w:tcW w:type="dxa" w:w="6075"/>
+            <w:tcW w:w="6075" w:type="dxa"/>
           </w:tcPr>
           <w:p>
-            <w:r>
-              <w:rPr>
-                <w:b/>
-              </w:rPr>
-            </w:r>
+            <w:pPr>
+              <w:spacing w:before="60" w:after="60"/>
+            </w:pPr>
             <w:r>
               <w:rPr>
                 <w:b/>
@@ -1027,10 +2102,12 @@
       <w:tr>
         <w:tc>
           <w:tcPr>
-            <w:tcW w:type="dxa" w:w="3285"/>
+            <w:tcW w:w="3285" w:type="dxa"/>
           </w:tcPr>
           <w:p>
-            <w:r/>
+            <w:pPr>
+              <w:spacing w:before="60" w:after="60"/>
+            </w:pPr>
             <w:r>
               <w:t>姓名</w:t>
             </w:r>
@@ -1038,10 +2115,12 @@
         </w:tc>
         <w:tc>
           <w:tcPr>
-            <w:tcW w:type="dxa" w:w="6075"/>
+            <w:tcW w:w="6075" w:type="dxa"/>
           </w:tcPr>
           <w:p>
-            <w:r/>
+            <w:pPr>
+              <w:spacing w:before="60" w:after="60"/>
+            </w:pPr>
             <w:r>
               <w:t>姓名中含有輸入的字即列出，可只輸入一部分</w:t>
             </w:r>
@@ -1051,21 +2130,34 @@
       <w:tr>
         <w:tc>
           <w:tcPr>
-            <w:tcW w:type="dxa" w:w="3285"/>
+            <w:tcW w:w="3285" w:type="dxa"/>
           </w:tcPr>
           <w:p>
-            <w:r/>
+            <w:pPr>
+              <w:spacing w:before="60" w:after="60"/>
+            </w:pPr>
             <w:r>
-              <w:t>Email「@」之前的部分</w:t>
+              <w:t>Email</w:t>
+            </w:r>
+            <w:r>
+              <w:t>「</w:t>
+            </w:r>
+            <w:r>
+              <w:t>@</w:t>
+            </w:r>
+            <w:r>
+              <w:t>」之前的部分</w:t>
             </w:r>
           </w:p>
         </w:tc>
         <w:tc>
           <w:tcPr>
-            <w:tcW w:type="dxa" w:w="6075"/>
+            <w:tcW w:w="6075" w:type="dxa"/>
           </w:tcPr>
           <w:p>
-            <w:r/>
+            <w:pPr>
+              <w:spacing w:before="60" w:after="60"/>
+            </w:pPr>
             <w:r>
               <w:t>含有輸入的字即列出，可只輸入帳號中的一段</w:t>
             </w:r>
@@ -1075,23 +2167,36 @@
       <w:tr>
         <w:tc>
           <w:tcPr>
-            <w:tcW w:type="dxa" w:w="3285"/>
+            <w:tcW w:w="3285" w:type="dxa"/>
           </w:tcPr>
           <w:p>
-            <w:r/>
+            <w:pPr>
+              <w:spacing w:before="60" w:after="60"/>
+            </w:pPr>
             <w:r>
-              <w:t>完整 Email</w:t>
+              <w:t>完整</w:t>
+            </w:r>
+            <w:r>
+              <w:t xml:space="preserve"> Email</w:t>
             </w:r>
           </w:p>
         </w:tc>
         <w:tc>
           <w:tcPr>
-            <w:tcW w:type="dxa" w:w="6075"/>
+            <w:tcW w:w="6075" w:type="dxa"/>
           </w:tcPr>
           <w:p>
-            <w:r/>
+            <w:pPr>
+              <w:spacing w:before="60" w:after="60"/>
+            </w:pPr>
             <w:r>
-              <w:t>須與該學員的 Email 完全相同</w:t>
+              <w:t>須與該學員的</w:t>
+            </w:r>
+            <w:r>
+              <w:t xml:space="preserve"> Email </w:t>
+            </w:r>
+            <w:r>
+              <w:t>完全相同</w:t>
             </w:r>
           </w:p>
         </w:tc>
@@ -1100,10 +2205,23 @@
     <w:p>
       <w:pPr>
         <w:spacing w:before="80" w:after="80"/>
-        <w:ind w:left="283" w:firstLine="0"/>
+        <w:ind w:left="283"/>
       </w:pPr>
       <w:r>
-        <w:t>注意：Email「@」之後的網域部分</w:t>
+        <w:lastRenderedPageBreak/>
+        <w:t>注意：</w:t>
+      </w:r>
+      <w:r>
+        <w:t>Email</w:t>
+      </w:r>
+      <w:r>
+        <w:t>「</w:t>
+      </w:r>
+      <w:r>
+        <w:t>@</w:t>
+      </w:r>
+      <w:r>
+        <w:t>」之後的網域部分</w:t>
       </w:r>
       <w:r>
         <w:rPr>
@@ -1112,16 +2230,27 @@
         <w:t>不列入部分比對</w:t>
       </w:r>
       <w:r>
-        <w:t>，只輸入網域查不到任何人。同名同姓時，改以 Email 查詢即可區分。</w:t>
+        <w:t>，只輸入網域查不到任何人。同名同姓時，改以</w:t>
+      </w:r>
+      <w:r>
+        <w:t xml:space="preserve"> Email </w:t>
+      </w:r>
+      <w:r>
+        <w:t>查詢即可區</w:t>
+      </w:r>
+      <w:r>
+        <w:t>分。</w:t>
       </w:r>
     </w:p>
     <w:p>
       <w:pPr>
         <w:pStyle w:val="2"/>
       </w:pPr>
+      <w:bookmarkStart w:id="7" w:name="_Toc243386851"/>
       <w:r>
         <w:t>三、依課程查詢</w:t>
       </w:r>
+      <w:bookmarkEnd w:id="7"/>
     </w:p>
     <w:p>
       <w:pPr>
@@ -1161,26 +2290,29 @@
       <w:pPr>
         <w:keepNext/>
         <w:spacing w:before="160" w:after="40"/>
-        <w:ind w:left="0" w:firstLine="0"/>
         <w:jc w:val="center"/>
       </w:pPr>
       <w:r>
+        <w:rPr>
+          <w:noProof/>
+        </w:rPr>
         <w:drawing>
-          <wp:inline xmlns:a="http://schemas.openxmlformats.org/drawingml/2006/main" xmlns:pic="http://schemas.openxmlformats.org/drawingml/2006/picture">
+          <wp:inline distT="0" distB="0" distL="0" distR="0">
             <wp:extent cx="5580000" cy="1840500"/>
+            <wp:effectExtent l="0" t="0" r="0" b="0"/>
             <wp:docPr id="2" name="Picture 2"/>
             <wp:cNvGraphicFramePr>
-              <a:graphicFrameLocks noChangeAspect="1"/>
+              <a:graphicFrameLocks xmlns:a="http://schemas.openxmlformats.org/drawingml/2006/main" noChangeAspect="1"/>
             </wp:cNvGraphicFramePr>
-            <a:graphic>
+            <a:graphic xmlns:a="http://schemas.openxmlformats.org/drawingml/2006/main">
               <a:graphicData uri="http://schemas.openxmlformats.org/drawingml/2006/picture">
-                <pic:pic>
+                <pic:pic xmlns:pic="http://schemas.openxmlformats.org/drawingml/2006/picture">
                   <pic:nvPicPr>
                     <pic:cNvPr id="0" name="et04-02.png"/>
                     <pic:cNvPicPr/>
                   </pic:nvPicPr>
                   <pic:blipFill>
-                    <a:blip r:embed="rId10"/>
+                    <a:blip r:embed="rId9"/>
                     <a:stretch>
                       <a:fillRect/>
                     </a:stretch>
@@ -1190,7 +2322,9 @@
                       <a:off x="0" y="0"/>
                       <a:ext cx="5580000" cy="1840500"/>
                     </a:xfrm>
-                    <a:prstGeom prst="rect"/>
+                    <a:prstGeom prst="rect">
+                      <a:avLst/>
+                    </a:prstGeom>
                   </pic:spPr>
                 </pic:pic>
               </a:graphicData>
@@ -1202,7 +2336,6 @@
     <w:p>
       <w:pPr>
         <w:spacing w:after="160"/>
-        <w:ind w:firstLine="0"/>
         <w:jc w:val="center"/>
       </w:pPr>
       <w:r>
@@ -1216,22 +2349,31 @@
     <w:p>
       <w:pPr>
         <w:spacing w:before="80" w:after="80"/>
-        <w:ind w:left="283" w:firstLine="0"/>
+        <w:ind w:left="283"/>
       </w:pPr>
       <w:r>
-        <w:t>注意：課程下拉的內容於進入畫面時載入，之後約 5 分鐘更新一次。剛完成第一筆核可的課程若尚未出現在下拉中，離開本作業後再進入即可。</w:t>
+        <w:t>注意：課程下拉的內容於進入畫面時載入，之後約</w:t>
+      </w:r>
+      <w:r>
+        <w:t xml:space="preserve"> 5 </w:t>
+      </w:r>
+      <w:r>
+        <w:t>分鐘更新一次。剛完成第一筆核可的課程若尚未出現在下拉中，離開本作業後再進入即可。</w:t>
       </w:r>
     </w:p>
     <w:p>
       <w:pPr>
         <w:pStyle w:val="2"/>
       </w:pPr>
+      <w:bookmarkStart w:id="8" w:name="_Toc243386852"/>
       <w:r>
         <w:t>四、依核可結果篩選</w:t>
       </w:r>
+      <w:bookmarkEnd w:id="8"/>
     </w:p>
     <w:p>
       <w:pPr>
+        <w:keepNext/>
         <w:ind w:firstLine="482"/>
       </w:pPr>
       <w:r>
@@ -1241,26 +2383,23 @@
     <w:tbl>
       <w:tblPr>
         <w:tblStyle w:val="aff2"/>
-        <w:tblW w:type="auto" w:w="0"/>
+        <w:tblW w:w="0" w:type="auto"/>
         <w:tblLayout w:type="fixed"/>
-        <w:tblLook w:firstColumn="1" w:firstRow="1" w:lastColumn="0" w:lastRow="0" w:noHBand="0" w:noVBand="1" w:val="04A0"/>
-        <w:tblLayout w:type="fixed"/>
+        <w:tblLook w:val="04A0" w:firstRow="1" w:lastRow="0" w:firstColumn="1" w:lastColumn="0" w:noHBand="0" w:noVBand="1"/>
       </w:tblPr>
       <w:tblGrid>
-        <w:gridCol w:w="4680"/>
-        <w:gridCol w:w="4680"/>
+        <w:gridCol w:w="1502"/>
+        <w:gridCol w:w="7858"/>
       </w:tblGrid>
       <w:tr>
         <w:tc>
           <w:tcPr>
-            <w:tcW w:type="dxa" w:w="1502"/>
+            <w:tcW w:w="1502" w:type="dxa"/>
           </w:tcPr>
           <w:p>
-            <w:r>
-              <w:rPr>
-                <w:b/>
-              </w:rPr>
-            </w:r>
+            <w:pPr>
+              <w:spacing w:before="60" w:after="60"/>
+            </w:pPr>
             <w:r>
               <w:rPr>
                 <w:b/>
@@ -1271,14 +2410,12 @@
         </w:tc>
         <w:tc>
           <w:tcPr>
-            <w:tcW w:type="dxa" w:w="7858"/>
+            <w:tcW w:w="7858" w:type="dxa"/>
           </w:tcPr>
           <w:p>
-            <w:r>
-              <w:rPr>
-                <w:b/>
-              </w:rPr>
-            </w:r>
+            <w:pPr>
+              <w:spacing w:before="60" w:after="60"/>
+            </w:pPr>
             <w:r>
               <w:rPr>
                 <w:b/>
@@ -1291,10 +2428,12 @@
       <w:tr>
         <w:tc>
           <w:tcPr>
-            <w:tcW w:type="dxa" w:w="1502"/>
+            <w:tcW w:w="1502" w:type="dxa"/>
           </w:tcPr>
           <w:p>
-            <w:r/>
+            <w:pPr>
+              <w:spacing w:before="60" w:after="60"/>
+            </w:pPr>
             <w:r>
               <w:t>全部結果</w:t>
             </w:r>
@@ -1302,10 +2441,12 @@
         </w:tc>
         <w:tc>
           <w:tcPr>
-            <w:tcW w:type="dxa" w:w="7858"/>
+            <w:tcW w:w="7858" w:type="dxa"/>
           </w:tcPr>
           <w:p>
-            <w:r/>
+            <w:pPr>
+              <w:spacing w:before="60" w:after="60"/>
+            </w:pPr>
             <w:r>
               <w:t>通過、不通過與已撤銷皆列出</w:t>
             </w:r>
@@ -1315,10 +2456,12 @@
       <w:tr>
         <w:tc>
           <w:tcPr>
-            <w:tcW w:type="dxa" w:w="1502"/>
+            <w:tcW w:w="1502" w:type="dxa"/>
           </w:tcPr>
           <w:p>
-            <w:r/>
+            <w:pPr>
+              <w:spacing w:before="60" w:after="60"/>
+            </w:pPr>
             <w:r>
               <w:t>僅通過</w:t>
             </w:r>
@@ -1326,10 +2469,12 @@
         </w:tc>
         <w:tc>
           <w:tcPr>
-            <w:tcW w:type="dxa" w:w="7858"/>
+            <w:tcW w:w="7858" w:type="dxa"/>
           </w:tcPr>
           <w:p>
-            <w:r/>
+            <w:pPr>
+              <w:spacing w:before="60" w:after="60"/>
+            </w:pPr>
             <w:r>
               <w:t>目前有效的通過，含不需線下核可課程的完課；</w:t>
             </w:r>
@@ -1345,10 +2490,12 @@
       <w:tr>
         <w:tc>
           <w:tcPr>
-            <w:tcW w:type="dxa" w:w="1502"/>
+            <w:tcW w:w="1502" w:type="dxa"/>
           </w:tcPr>
           <w:p>
-            <w:r/>
+            <w:pPr>
+              <w:spacing w:before="60" w:after="60"/>
+            </w:pPr>
             <w:r>
               <w:t>僅不通過</w:t>
             </w:r>
@@ -1356,10 +2503,12 @@
         </w:tc>
         <w:tc>
           <w:tcPr>
-            <w:tcW w:type="dxa" w:w="7858"/>
+            <w:tcW w:w="7858" w:type="dxa"/>
           </w:tcPr>
           <w:p>
-            <w:r/>
+            <w:pPr>
+              <w:spacing w:before="60" w:after="60"/>
+            </w:pPr>
             <w:r>
               <w:t>目前有效的不通過；不含已撤銷者</w:t>
             </w:r>
@@ -1369,10 +2518,12 @@
       <w:tr>
         <w:tc>
           <w:tcPr>
-            <w:tcW w:type="dxa" w:w="1502"/>
+            <w:tcW w:w="1502" w:type="dxa"/>
           </w:tcPr>
           <w:p>
-            <w:r/>
+            <w:pPr>
+              <w:spacing w:before="60" w:after="60"/>
+            </w:pPr>
             <w:r>
               <w:t>僅已撤銷</w:t>
             </w:r>
@@ -1380,10 +2531,12 @@
         </w:tc>
         <w:tc>
           <w:tcPr>
-            <w:tcW w:type="dxa" w:w="7858"/>
+            <w:tcW w:w="7858" w:type="dxa"/>
           </w:tcPr>
           <w:p>
-            <w:r/>
+            <w:pPr>
+              <w:spacing w:before="60" w:after="60"/>
+            </w:pPr>
             <w:r>
               <w:t>只列出已撤銷者，不論原本判定為通過或不通過</w:t>
             </w:r>
@@ -1403,12 +2556,15 @@
       <w:pPr>
         <w:pStyle w:val="2"/>
       </w:pPr>
+      <w:bookmarkStart w:id="9" w:name="_Toc243386853"/>
       <w:r>
         <w:t>五、檢視查詢結果</w:t>
       </w:r>
+      <w:bookmarkEnd w:id="9"/>
     </w:p>
     <w:p>
       <w:pPr>
+        <w:keepNext/>
         <w:ind w:firstLine="482"/>
       </w:pPr>
       <w:r>
@@ -1418,26 +2574,23 @@
     <w:tbl>
       <w:tblPr>
         <w:tblStyle w:val="aff2"/>
-        <w:tblW w:type="auto" w:w="0"/>
+        <w:tblW w:w="0" w:type="auto"/>
         <w:tblLayout w:type="fixed"/>
-        <w:tblLook w:firstColumn="1" w:firstRow="1" w:lastColumn="0" w:lastRow="0" w:noHBand="0" w:noVBand="1" w:val="04A0"/>
-        <w:tblLayout w:type="fixed"/>
+        <w:tblLook w:val="04A0" w:firstRow="1" w:lastRow="0" w:firstColumn="1" w:lastColumn="0" w:noHBand="0" w:noVBand="1"/>
       </w:tblPr>
       <w:tblGrid>
-        <w:gridCol w:w="4680"/>
-        <w:gridCol w:w="4680"/>
+        <w:gridCol w:w="1267"/>
+        <w:gridCol w:w="8093"/>
       </w:tblGrid>
       <w:tr>
         <w:tc>
           <w:tcPr>
-            <w:tcW w:type="dxa" w:w="1267"/>
+            <w:tcW w:w="1267" w:type="dxa"/>
           </w:tcPr>
           <w:p>
-            <w:r>
-              <w:rPr>
-                <w:b/>
-              </w:rPr>
-            </w:r>
+            <w:pPr>
+              <w:spacing w:before="60" w:after="60"/>
+            </w:pPr>
             <w:r>
               <w:rPr>
                 <w:b/>
@@ -1448,14 +2601,12 @@
         </w:tc>
         <w:tc>
           <w:tcPr>
-            <w:tcW w:type="dxa" w:w="8093"/>
+            <w:tcW w:w="8093" w:type="dxa"/>
           </w:tcPr>
           <w:p>
-            <w:r>
-              <w:rPr>
-                <w:b/>
-              </w:rPr>
-            </w:r>
+            <w:pPr>
+              <w:spacing w:before="60" w:after="60"/>
+            </w:pPr>
             <w:r>
               <w:rPr>
                 <w:b/>
@@ -1468,10 +2619,12 @@
       <w:tr>
         <w:tc>
           <w:tcPr>
-            <w:tcW w:type="dxa" w:w="1267"/>
+            <w:tcW w:w="1267" w:type="dxa"/>
           </w:tcPr>
           <w:p>
-            <w:r/>
+            <w:pPr>
+              <w:spacing w:before="60" w:after="60"/>
+            </w:pPr>
             <w:r>
               <w:t>核可結果</w:t>
             </w:r>
@@ -1479,10 +2632,12 @@
         </w:tc>
         <w:tc>
           <w:tcPr>
-            <w:tcW w:type="dxa" w:w="8093"/>
+            <w:tcW w:w="8093" w:type="dxa"/>
           </w:tcPr>
           <w:p>
-            <w:r/>
+            <w:pPr>
+              <w:spacing w:before="60" w:after="60"/>
+            </w:pPr>
             <w:r>
               <w:t>已撤銷者顯示「已撤銷（原通過）」或「已撤銷（原不通過）」，整列以淡色呈現。核可時填寫的考核備註，顯示於下方「備註：」</w:t>
             </w:r>
@@ -1492,23 +2647,34 @@
       <w:tr>
         <w:tc>
           <w:tcPr>
-            <w:tcW w:type="dxa" w:w="1267"/>
+            <w:tcW w:w="1267" w:type="dxa"/>
           </w:tcPr>
           <w:p>
-            <w:r/>
+            <w:pPr>
+              <w:spacing w:before="60" w:after="60"/>
+            </w:pPr>
             <w:r>
+              <w:lastRenderedPageBreak/>
               <w:t>通過時間</w:t>
             </w:r>
           </w:p>
         </w:tc>
         <w:tc>
           <w:tcPr>
-            <w:tcW w:type="dxa" w:w="8093"/>
+            <w:tcW w:w="8093" w:type="dxa"/>
           </w:tcPr>
           <w:p>
-            <w:r/>
+            <w:pPr>
+              <w:spacing w:before="60" w:after="60"/>
+            </w:pPr>
             <w:r>
-              <w:t>需線下核可的課程為教師作出判定的時間，判定為不通過者亦同；不需線下核可的課程為學員第一次完成全部項目的時間。顯示「—」者為系統開始記錄完課時間之前即已完課的學員</w:t>
+              <w:t>需線下核可的課程為教師作出判定的時間，判定為不通過者亦同；不需線下核可的課程為學員第一次完成全部項目的時間。顯示「</w:t>
+            </w:r>
+            <w:r>
+              <w:t>—</w:t>
+            </w:r>
+            <w:r>
+              <w:t>」者為系統開始記錄完課時間之前即已完課的學員</w:t>
             </w:r>
           </w:p>
         </w:tc>
@@ -1516,10 +2682,12 @@
       <w:tr>
         <w:tc>
           <w:tcPr>
-            <w:tcW w:type="dxa" w:w="1267"/>
+            <w:tcW w:w="1267" w:type="dxa"/>
           </w:tcPr>
           <w:p>
-            <w:r/>
+            <w:pPr>
+              <w:spacing w:before="60" w:after="60"/>
+            </w:pPr>
             <w:r>
               <w:t>核可人</w:t>
             </w:r>
@@ -1527,12 +2695,20 @@
         </w:tc>
         <w:tc>
           <w:tcPr>
-            <w:tcW w:type="dxa" w:w="8093"/>
+            <w:tcW w:w="8093" w:type="dxa"/>
           </w:tcPr>
           <w:p>
-            <w:r/>
+            <w:pPr>
+              <w:spacing w:before="60" w:after="60"/>
+            </w:pPr>
             <w:r>
-              <w:t>不需線下核可的課程沒有核可人，顯示「—」</w:t>
+              <w:t>不需線下核可的課程沒有核可人，顯示「</w:t>
+            </w:r>
+            <w:r>
+              <w:t>—</w:t>
+            </w:r>
+            <w:r>
+              <w:t>」</w:t>
             </w:r>
           </w:p>
         </w:tc>
@@ -1540,10 +2716,12 @@
       <w:tr>
         <w:tc>
           <w:tcPr>
-            <w:tcW w:type="dxa" w:w="1267"/>
+            <w:tcW w:w="1267" w:type="dxa"/>
           </w:tcPr>
           <w:p>
-            <w:r/>
+            <w:pPr>
+              <w:spacing w:before="60" w:after="60"/>
+            </w:pPr>
             <w:r>
               <w:t>狀態</w:t>
             </w:r>
@@ -1551,10 +2729,12 @@
         </w:tc>
         <w:tc>
           <w:tcPr>
-            <w:tcW w:type="dxa" w:w="8093"/>
+            <w:tcW w:w="8093" w:type="dxa"/>
           </w:tcPr>
           <w:p>
-            <w:r/>
+            <w:pPr>
+              <w:spacing w:before="60" w:after="60"/>
+            </w:pPr>
             <w:r>
               <w:t>「有效」或「已撤銷」；已撤銷者下方列出撤銷人、撤銷時間與撤銷原因</w:t>
             </w:r>
@@ -1567,12 +2747,19 @@
         <w:ind w:firstLine="482"/>
       </w:pPr>
       <w:r>
-        <w:t>同一位學員於同一門課程只有一筆紀錄。撤銷後由教師於 ET02 重新核可，該列即改為最新的判定，狀態回到「有效」，先前的撤銷資訊不再顯示。</w:t>
+        <w:t>同一位學員於同一門課程只有一筆紀錄。撤銷後由教師於</w:t>
+      </w:r>
+      <w:r>
+        <w:t xml:space="preserve"> ET02 </w:t>
+      </w:r>
+      <w:r>
+        <w:t>重新核可，該列即改為最新的判定，狀態回到「有效」，先前的撤銷資訊不再顯示。</w:t>
       </w:r>
     </w:p>
     <w:p>
       <w:pPr>
         <w:pStyle w:val="affa"/>
+        <w:keepNext/>
       </w:pPr>
       <w:r>
         <w:t>考核備註與撤銷原因的顯示範圍</w:t>
@@ -1580,6 +2767,7 @@
     </w:p>
     <w:p>
       <w:pPr>
+        <w:keepNext/>
         <w:ind w:firstLine="482"/>
       </w:pPr>
       <w:r>
@@ -1598,27 +2786,24 @@
     <w:tbl>
       <w:tblPr>
         <w:tblStyle w:val="aff2"/>
-        <w:tblW w:type="auto" w:w="0"/>
+        <w:tblW w:w="0" w:type="auto"/>
         <w:tblLayout w:type="fixed"/>
-        <w:tblLook w:firstColumn="1" w:firstRow="1" w:lastColumn="0" w:lastRow="0" w:noHBand="0" w:noVBand="1" w:val="04A0"/>
-        <w:tblLayout w:type="fixed"/>
+        <w:tblLook w:val="04A0" w:firstRow="1" w:lastRow="0" w:firstColumn="1" w:lastColumn="0" w:noHBand="0" w:noVBand="1"/>
       </w:tblPr>
       <w:tblGrid>
-        <w:gridCol w:w="3120"/>
-        <w:gridCol w:w="3120"/>
-        <w:gridCol w:w="3120"/>
+        <w:gridCol w:w="1007"/>
+        <w:gridCol w:w="2567"/>
+        <w:gridCol w:w="5786"/>
       </w:tblGrid>
       <w:tr>
         <w:tc>
           <w:tcPr>
-            <w:tcW w:type="dxa" w:w="1007"/>
+            <w:tcW w:w="1007" w:type="dxa"/>
           </w:tcPr>
           <w:p>
-            <w:r>
-              <w:rPr>
-                <w:b/>
-              </w:rPr>
-            </w:r>
+            <w:pPr>
+              <w:spacing w:before="60" w:after="60"/>
+            </w:pPr>
             <w:r>
               <w:rPr>
                 <w:b/>
@@ -1629,14 +2814,12 @@
         </w:tc>
         <w:tc>
           <w:tcPr>
-            <w:tcW w:type="dxa" w:w="2567"/>
+            <w:tcW w:w="2567" w:type="dxa"/>
           </w:tcPr>
           <w:p>
-            <w:r>
-              <w:rPr>
-                <w:b/>
-              </w:rPr>
-            </w:r>
+            <w:pPr>
+              <w:spacing w:before="60" w:after="60"/>
+            </w:pPr>
             <w:r>
               <w:rPr>
                 <w:b/>
@@ -1647,14 +2830,12 @@
         </w:tc>
         <w:tc>
           <w:tcPr>
-            <w:tcW w:type="dxa" w:w="5786"/>
+            <w:tcW w:w="5786" w:type="dxa"/>
           </w:tcPr>
           <w:p>
-            <w:r>
-              <w:rPr>
-                <w:b/>
-              </w:rPr>
-            </w:r>
+            <w:pPr>
+              <w:spacing w:before="60" w:after="60"/>
+            </w:pPr>
             <w:r>
               <w:rPr>
                 <w:b/>
@@ -1667,10 +2848,12 @@
       <w:tr>
         <w:tc>
           <w:tcPr>
-            <w:tcW w:type="dxa" w:w="1007"/>
+            <w:tcW w:w="1007" w:type="dxa"/>
           </w:tcPr>
           <w:p>
-            <w:r/>
+            <w:pPr>
+              <w:spacing w:before="60" w:after="60"/>
+            </w:pPr>
             <w:r>
               <w:t>管理者</w:t>
             </w:r>
@@ -1678,10 +2861,12 @@
         </w:tc>
         <w:tc>
           <w:tcPr>
-            <w:tcW w:type="dxa" w:w="2567"/>
+            <w:tcW w:w="2567" w:type="dxa"/>
           </w:tcPr>
           <w:p>
-            <w:r/>
+            <w:pPr>
+              <w:spacing w:before="60" w:after="60"/>
+            </w:pPr>
             <w:r>
               <w:t>顯示備註與撤銷原因</w:t>
             </w:r>
@@ -1689,10 +2874,12 @@
         </w:tc>
         <w:tc>
           <w:tcPr>
-            <w:tcW w:type="dxa" w:w="5786"/>
+            <w:tcW w:w="5786" w:type="dxa"/>
           </w:tcPr>
           <w:p>
-            <w:r/>
+            <w:pPr>
+              <w:spacing w:before="60" w:after="60"/>
+            </w:pPr>
             <w:r>
               <w:t>顯示備註與撤銷原因</w:t>
             </w:r>
@@ -1702,10 +2889,12 @@
       <w:tr>
         <w:tc>
           <w:tcPr>
-            <w:tcW w:type="dxa" w:w="1007"/>
+            <w:tcW w:w="1007" w:type="dxa"/>
           </w:tcPr>
           <w:p>
-            <w:r/>
+            <w:pPr>
+              <w:spacing w:before="60" w:after="60"/>
+            </w:pPr>
             <w:r>
               <w:t>教師</w:t>
             </w:r>
@@ -1713,10 +2902,12 @@
         </w:tc>
         <w:tc>
           <w:tcPr>
-            <w:tcW w:type="dxa" w:w="2567"/>
+            <w:tcW w:w="2567" w:type="dxa"/>
           </w:tcPr>
           <w:p>
-            <w:r/>
+            <w:pPr>
+              <w:spacing w:before="60" w:after="60"/>
+            </w:pPr>
             <w:r>
               <w:t>顯示備註與撤銷原因</w:t>
             </w:r>
@@ -1724,10 +2915,12 @@
         </w:tc>
         <w:tc>
           <w:tcPr>
-            <w:tcW w:type="dxa" w:w="5786"/>
+            <w:tcW w:w="5786" w:type="dxa"/>
           </w:tcPr>
           <w:p>
-            <w:r/>
+            <w:pPr>
+              <w:spacing w:before="60" w:after="60"/>
+            </w:pPr>
             <w:r>
               <w:t>不顯示備註與撤銷原因；「已撤銷」狀態、撤銷人與撤銷時間照常顯示</w:t>
             </w:r>
@@ -1747,9 +2940,11 @@
       <w:pPr>
         <w:pStyle w:val="2"/>
       </w:pPr>
+      <w:bookmarkStart w:id="10" w:name="_Toc243386854"/>
       <w:r>
         <w:t>六、學員查看已通過課程</w:t>
       </w:r>
+      <w:bookmarkEnd w:id="10"/>
     </w:p>
     <w:p>
       <w:pPr>
@@ -1763,26 +2958,29 @@
       <w:pPr>
         <w:keepNext/>
         <w:spacing w:before="160" w:after="40"/>
-        <w:ind w:left="0" w:firstLine="0"/>
         <w:jc w:val="center"/>
       </w:pPr>
       <w:r>
+        <w:rPr>
+          <w:noProof/>
+        </w:rPr>
         <w:drawing>
-          <wp:inline xmlns:a="http://schemas.openxmlformats.org/drawingml/2006/main" xmlns:pic="http://schemas.openxmlformats.org/drawingml/2006/picture">
+          <wp:inline distT="0" distB="0" distL="0" distR="0">
             <wp:extent cx="5580000" cy="1030500"/>
+            <wp:effectExtent l="0" t="0" r="0" b="0"/>
             <wp:docPr id="3" name="Picture 3"/>
             <wp:cNvGraphicFramePr>
-              <a:graphicFrameLocks noChangeAspect="1"/>
+              <a:graphicFrameLocks xmlns:a="http://schemas.openxmlformats.org/drawingml/2006/main" noChangeAspect="1"/>
             </wp:cNvGraphicFramePr>
-            <a:graphic>
+            <a:graphic xmlns:a="http://schemas.openxmlformats.org/drawingml/2006/main">
               <a:graphicData uri="http://schemas.openxmlformats.org/drawingml/2006/picture">
-                <pic:pic>
+                <pic:pic xmlns:pic="http://schemas.openxmlformats.org/drawingml/2006/picture">
                   <pic:nvPicPr>
                     <pic:cNvPr id="0" name="et04-03.png"/>
                     <pic:cNvPicPr/>
                   </pic:nvPicPr>
                   <pic:blipFill>
-                    <a:blip r:embed="rId11"/>
+                    <a:blip r:embed="rId10"/>
                     <a:stretch>
                       <a:fillRect/>
                     </a:stretch>
@@ -1792,7 +2990,9 @@
                       <a:off x="0" y="0"/>
                       <a:ext cx="5580000" cy="1030500"/>
                     </a:xfrm>
-                    <a:prstGeom prst="rect"/>
+                    <a:prstGeom prst="rect">
+                      <a:avLst/>
+                    </a:prstGeom>
                   </pic:spPr>
                 </pic:pic>
               </a:graphicData>
@@ -1804,7 +3004,6 @@
     <w:p>
       <w:pPr>
         <w:spacing w:after="160"/>
-        <w:ind w:firstLine="0"/>
         <w:jc w:val="center"/>
       </w:pPr>
       <w:r>
@@ -1817,6 +3016,7 @@
     </w:p>
     <w:p>
       <w:pPr>
+        <w:keepNext/>
         <w:ind w:firstLine="482"/>
       </w:pPr>
       <w:r>
@@ -1828,7 +3028,7 @@
         <w:pStyle w:val="af0"/>
         <w:numPr>
           <w:ilvl w:val="0"/>
-          <w:numId w:val="900"/>
+          <w:numId w:val="37"/>
         </w:numPr>
       </w:pPr>
       <w:r>
@@ -1840,7 +3040,7 @@
         <w:pStyle w:val="af0"/>
         <w:numPr>
           <w:ilvl w:val="0"/>
-          <w:numId w:val="900"/>
+          <w:numId w:val="37"/>
         </w:numPr>
       </w:pPr>
       <w:r>
@@ -1852,7 +3052,7 @@
         <w:pStyle w:val="af0"/>
         <w:numPr>
           <w:ilvl w:val="0"/>
-          <w:numId w:val="900"/>
+          <w:numId w:val="37"/>
         </w:numPr>
       </w:pPr>
       <w:r>
@@ -1863,41 +3063,43 @@
       <w:pPr>
         <w:pStyle w:val="1"/>
       </w:pPr>
+      <w:bookmarkStart w:id="11" w:name="_Toc243386855"/>
       <w:r>
+        <w:lastRenderedPageBreak/>
         <w:t>參、常見訊息與處置</w:t>
       </w:r>
+      <w:bookmarkEnd w:id="11"/>
     </w:p>
     <w:p>
       <w:pPr>
         <w:pStyle w:val="2"/>
       </w:pPr>
+      <w:bookmarkStart w:id="12" w:name="_Toc243386856"/>
       <w:r>
         <w:t>一、其他情況</w:t>
       </w:r>
+      <w:bookmarkEnd w:id="12"/>
     </w:p>
     <w:tbl>
       <w:tblPr>
         <w:tblStyle w:val="aff2"/>
-        <w:tblW w:type="auto" w:w="0"/>
+        <w:tblW w:w="0" w:type="auto"/>
         <w:tblLayout w:type="fixed"/>
-        <w:tblLook w:firstColumn="1" w:firstRow="1" w:lastColumn="0" w:lastRow="0" w:noHBand="0" w:noVBand="1" w:val="04A0"/>
-        <w:tblLayout w:type="fixed"/>
+        <w:tblLook w:val="04A0" w:firstRow="1" w:lastRow="0" w:firstColumn="1" w:lastColumn="0" w:noHBand="0" w:noVBand="1"/>
       </w:tblPr>
       <w:tblGrid>
-        <w:gridCol w:w="4680"/>
-        <w:gridCol w:w="4680"/>
+        <w:gridCol w:w="3213"/>
+        <w:gridCol w:w="6147"/>
       </w:tblGrid>
       <w:tr>
         <w:tc>
           <w:tcPr>
-            <w:tcW w:type="dxa" w:w="3213"/>
+            <w:tcW w:w="3213" w:type="dxa"/>
           </w:tcPr>
           <w:p>
-            <w:r>
-              <w:rPr>
-                <w:b/>
-              </w:rPr>
-            </w:r>
+            <w:pPr>
+              <w:spacing w:before="60" w:after="60"/>
+            </w:pPr>
             <w:r>
               <w:rPr>
                 <w:b/>
@@ -1908,14 +3110,12 @@
         </w:tc>
         <w:tc>
           <w:tcPr>
-            <w:tcW w:type="dxa" w:w="6147"/>
+            <w:tcW w:w="6147" w:type="dxa"/>
           </w:tcPr>
           <w:p>
-            <w:r>
-              <w:rPr>
-                <w:b/>
-              </w:rPr>
-            </w:r>
+            <w:pPr>
+              <w:spacing w:before="60" w:after="60"/>
+            </w:pPr>
             <w:r>
               <w:rPr>
                 <w:b/>
@@ -1928,10 +3128,12 @@
       <w:tr>
         <w:tc>
           <w:tcPr>
-            <w:tcW w:type="dxa" w:w="3213"/>
+            <w:tcW w:w="3213" w:type="dxa"/>
           </w:tcPr>
           <w:p>
-            <w:r/>
+            <w:pPr>
+              <w:spacing w:before="60" w:after="60"/>
+            </w:pPr>
             <w:r>
               <w:t>「查無符合條件的紀錄。」</w:t>
             </w:r>
@@ -1939,12 +3141,26 @@
         </w:tc>
         <w:tc>
           <w:tcPr>
-            <w:tcW w:type="dxa" w:w="6147"/>
+            <w:tcW w:w="6147" w:type="dxa"/>
           </w:tcPr>
           <w:p>
-            <w:r/>
+            <w:pPr>
+              <w:spacing w:before="60" w:after="60"/>
+            </w:pPr>
             <w:r>
-              <w:t>依目前條件沒有任何紀錄。查詢特定學員時，可改以 Email 查詢或縮短輸入的字；若該學員修習的是需線下核可的課程，可能已完成線上學習但教師尚未核可，請洽開設課程的教師於 ET02 學員學習表現核可</w:t>
+              <w:t>依目前條件沒有任何紀錄。查詢特定學員時，可改以</w:t>
+            </w:r>
+            <w:r>
+              <w:t xml:space="preserve"> Email </w:t>
+            </w:r>
+            <w:r>
+              <w:t>查詢或縮短輸入的字；若該學員修習的是需線下核可的課程，可能已完成線上學習但教師尚未核可，請洽開設課程的教師於</w:t>
+            </w:r>
+            <w:r>
+              <w:t xml:space="preserve"> ET02 </w:t>
+            </w:r>
+            <w:r>
+              <w:t>學員學習表現核可</w:t>
             </w:r>
           </w:p>
         </w:tc>
@@ -1952,10 +3168,12 @@
       <w:tr>
         <w:tc>
           <w:tcPr>
-            <w:tcW w:type="dxa" w:w="3213"/>
+            <w:tcW w:w="3213" w:type="dxa"/>
           </w:tcPr>
           <w:p>
-            <w:r/>
+            <w:pPr>
+              <w:spacing w:before="60" w:after="60"/>
+            </w:pPr>
             <w:r>
               <w:t>「課程」下拉呈灰色，下方顯示「系統中尚無通過紀錄」</w:t>
             </w:r>
@@ -1963,12 +3181,20 @@
         </w:tc>
         <w:tc>
           <w:tcPr>
-            <w:tcW w:type="dxa" w:w="6147"/>
+            <w:tcW w:w="6147" w:type="dxa"/>
           </w:tcPr>
           <w:p>
-            <w:r/>
+            <w:pPr>
+              <w:spacing w:before="60" w:after="60"/>
+            </w:pPr>
             <w:r>
-              <w:t>系統中尚無任何核可紀錄或完課紀錄，可直接以學員姓名或 Email 查詢；待教師核可或學員完課後即有選項</w:t>
+              <w:t>系統中尚無任何核可紀錄或完課紀錄，可直接以學員姓名或</w:t>
+            </w:r>
+            <w:r>
+              <w:t xml:space="preserve"> Email </w:t>
+            </w:r>
+            <w:r>
+              <w:t>查詢；待教師核可或學員完課後即有選項</w:t>
             </w:r>
           </w:p>
         </w:tc>
@@ -1976,10 +3202,12 @@
       <w:tr>
         <w:tc>
           <w:tcPr>
-            <w:tcW w:type="dxa" w:w="3213"/>
+            <w:tcW w:w="3213" w:type="dxa"/>
           </w:tcPr>
           <w:p>
-            <w:r/>
+            <w:pPr>
+              <w:spacing w:before="60" w:after="60"/>
+            </w:pPr>
             <w:r>
               <w:t>「您目前尚無已通過的課程」</w:t>
             </w:r>
@@ -1987,10 +3215,12 @@
         </w:tc>
         <w:tc>
           <w:tcPr>
-            <w:tcW w:type="dxa" w:w="6147"/>
+            <w:tcW w:w="6147" w:type="dxa"/>
           </w:tcPr>
           <w:p>
-            <w:r/>
+            <w:pPr>
+              <w:spacing w:before="60" w:after="60"/>
+            </w:pPr>
             <w:r>
               <w:t>學員本人尚無已通過的課程。需線下核可的課程於教師核可通過後才會列入</w:t>
             </w:r>
@@ -2000,10 +3230,12 @@
       <w:tr>
         <w:tc>
           <w:tcPr>
-            <w:tcW w:type="dxa" w:w="3213"/>
+            <w:tcW w:w="3213" w:type="dxa"/>
           </w:tcPr>
           <w:p>
-            <w:r/>
+            <w:pPr>
+              <w:spacing w:before="60" w:after="60"/>
+            </w:pPr>
             <w:r>
               <w:t>看不到考核備註或撤銷原因</w:t>
             </w:r>
@@ -2011,10 +3243,12 @@
         </w:tc>
         <w:tc>
           <w:tcPr>
-            <w:tcW w:type="dxa" w:w="6147"/>
+            <w:tcW w:w="6147" w:type="dxa"/>
           </w:tcPr>
           <w:p>
-            <w:r/>
+            <w:pPr>
+              <w:spacing w:before="60" w:after="60"/>
+            </w:pPr>
             <w:r>
               <w:t>該課程非本人開設，請洽開設課程的教師或管理者</w:t>
             </w:r>
@@ -2024,10 +3258,12 @@
       <w:tr>
         <w:tc>
           <w:tcPr>
-            <w:tcW w:type="dxa" w:w="3213"/>
+            <w:tcW w:w="3213" w:type="dxa"/>
           </w:tcPr>
           <w:p>
-            <w:r/>
+            <w:pPr>
+              <w:spacing w:before="60" w:after="60"/>
+            </w:pPr>
             <w:r>
               <w:t>「操作過於頻繁，請稍後再試」</w:t>
             </w:r>
@@ -2035,10 +3271,12 @@
         </w:tc>
         <w:tc>
           <w:tcPr>
-            <w:tcW w:type="dxa" w:w="6147"/>
+            <w:tcW w:w="6147" w:type="dxa"/>
           </w:tcPr>
           <w:p>
-            <w:r/>
+            <w:pPr>
+              <w:spacing w:before="60" w:after="60"/>
+            </w:pPr>
             <w:r>
               <w:t>短時間內查詢、翻頁或核可的次數過多，稍候約一分鐘再操作</w:t>
             </w:r>
@@ -2046,8 +3284,9 @@
         </w:tc>
       </w:tr>
     </w:tbl>
+    <w:p/>
     <w:sectPr>
-      <w:footerReference w:type="default" r:id="rId46"/>
+      <w:footerReference w:type="default" r:id="rId11"/>
       <w:pgSz w:w="12240" w:h="15840"/>
       <w:pgMar w:top="1440" w:right="1440" w:bottom="1440" w:left="1440" w:header="720" w:footer="720" w:gutter="0"/>
       <w:pgNumType w:start="1"/>
@@ -2088,16 +3327,6 @@
   <w:p>
     <w:pPr>
       <w:pStyle w:val="a5"/>
-    </w:pPr>
-  </w:p>
-</w:ftr>
-</file>
-
-<file path=word/footer2.xml><?xml version="1.0" encoding="utf-8"?>
-<w:ftr xmlns:wpc="http://schemas.microsoft.com/office/word/2010/wordprocessingCanvas" xmlns:cx="http://schemas.microsoft.com/office/drawing/2014/chartex" xmlns:cx1="http://schemas.microsoft.com/office/drawing/2015/9/8/chartex" xmlns:cx2="http://schemas.microsoft.com/office/drawing/2015/10/21/chartex" xmlns:cx3="http://schemas.microsoft.com/office/drawing/2016/5/9/chartex" xmlns:cx4="http://schemas.microsoft.com/office/drawing/2016/5/10/chartex" xmlns:cx5="http://schemas.microsoft.com/office/drawing/2016/5/11/chartex" xmlns:cx6="http://schemas.microsoft.com/office/drawing/2016/5/12/chartex" xmlns:cx7="http://schemas.microsoft.com/office/drawing/2016/5/13/chartex" xmlns:cx8="http://schemas.microsoft.com/office/drawing/2016/5/14/chartex" xmlns:mc="http://schemas.openxmlformats.org/markup-compatibility/2006" xmlns:aink="http://schemas.microsoft.com/office/drawing/2016/ink" xmlns:am3d="http://schemas.microsoft.com/office/drawing/2017/model3d" xmlns:o="urn:schemas-microsoft-com:office:office" xmlns:r="http://schemas.openxmlformats.org/officeDocument/2006/relationships" xmlns:m="http://schemas.openxmlformats.org/officeDocument/2006/math" xmlns:v="urn:schemas-microsoft-com:vml" xmlns:wp14="http://schemas.microsoft.com/office/word/2010/wordprocessingDrawing" xmlns:wp="http://schemas.openxmlformats.org/drawingml/2006/wordprocessingDrawing" xmlns:w10="urn:schemas-microsoft-com:office:word" xmlns:w="http://schemas.openxmlformats.org/wordprocessingml/2006/main" xmlns:w14="http://schemas.microsoft.com/office/word/2010/wordml" xmlns:w15="http://schemas.microsoft.com/office/word/2012/wordml" xmlns:w16cid="http://schemas.microsoft.com/office/word/2016/wordml/cid" xmlns:w16se="http://schemas.microsoft.com/office/word/2015/wordml/symex" xmlns:wpg="http://schemas.microsoft.com/office/word/2010/wordprocessingGroup" xmlns:wpi="http://schemas.microsoft.com/office/word/2010/wordprocessingInk" xmlns:wne="http://schemas.microsoft.com/office/word/2006/wordml" xmlns:wps="http://schemas.microsoft.com/office/word/2010/wordprocessingShape" mc:Ignorable="w14 w15 w16se w16cid wp14">
-  <w:p>
-    <w:pPr>
-      <w:pStyle w:val="a5"/>
       <w:jc w:val="center"/>
     </w:pPr>
     <w:r>
@@ -2161,7 +3390,7 @@
         <w:noProof/>
         <w:sz w:val="20"/>
       </w:rPr>
-      <w:t>39</w:t>
+      <w:t>5</w:t>
     </w:r>
     <w:r>
       <w:rPr>
@@ -2218,6 +3447,64 @@
     </w:lvl>
   </w:abstractNum>
   <w:abstractNum w:abstractNumId="1" w15:restartNumberingAfterBreak="0">
+    <w:nsid w:val="292A668D"/>
+    <w:multiLevelType w:val="multilevel"/>
+    <w:tmpl w:val="F4447D5A"/>
+    <w:lvl w:ilvl="0">
+      <w:start w:val="1"/>
+      <w:numFmt w:val="bullet"/>
+      <w:lvlText w:val="●"/>
+      <w:lvlJc w:val="left"/>
+      <w:pPr>
+        <w:ind w:left="482" w:hanging="482"/>
+      </w:pPr>
+    </w:lvl>
+    <w:lvl w:ilvl="1">
+      <w:start w:val="1"/>
+      <w:numFmt w:val="bullet"/>
+      <w:lvlText w:val="●"/>
+      <w:lvlJc w:val="left"/>
+      <w:pPr>
+        <w:ind w:left="1440" w:hanging="480"/>
+      </w:pPr>
+    </w:lvl>
+    <w:lvl w:ilvl="2">
+      <w:numFmt w:val="decimal"/>
+      <w:lvlText w:val=""/>
+      <w:lvlJc w:val="left"/>
+    </w:lvl>
+    <w:lvl w:ilvl="3">
+      <w:numFmt w:val="decimal"/>
+      <w:lvlText w:val=""/>
+      <w:lvlJc w:val="left"/>
+    </w:lvl>
+    <w:lvl w:ilvl="4">
+      <w:numFmt w:val="decimal"/>
+      <w:lvlText w:val=""/>
+      <w:lvlJc w:val="left"/>
+    </w:lvl>
+    <w:lvl w:ilvl="5">
+      <w:numFmt w:val="decimal"/>
+      <w:lvlText w:val=""/>
+      <w:lvlJc w:val="left"/>
+    </w:lvl>
+    <w:lvl w:ilvl="6">
+      <w:numFmt w:val="decimal"/>
+      <w:lvlText w:val=""/>
+      <w:lvlJc w:val="left"/>
+    </w:lvl>
+    <w:lvl w:ilvl="7">
+      <w:numFmt w:val="decimal"/>
+      <w:lvlText w:val=""/>
+      <w:lvlJc w:val="left"/>
+    </w:lvl>
+    <w:lvl w:ilvl="8">
+      <w:numFmt w:val="decimal"/>
+      <w:lvlText w:val=""/>
+      <w:lvlJc w:val="left"/>
+    </w:lvl>
+  </w:abstractNum>
+  <w:abstractNum w:abstractNumId="2" w15:restartNumberingAfterBreak="0">
     <w:nsid w:val="7CDE1FC3"/>
     <w:multiLevelType w:val="hybridMultilevel"/>
     <w:tmpl w:val="7EACF0CE"/>
@@ -2281,17 +3568,6 @@
       <w:lvlJc w:val="left"/>
     </w:lvl>
   </w:abstractNum>
-  <w:abstractNum w:abstractNumId="900">
-    <w:lvl w:ilvl="0">
-      <w:start w:val="1"/>
-      <w:numFmt w:val="bullet"/>
-      <w:lvlText w:val="●"/>
-      <w:lvlJc w:val="left"/>
-      <w:pPr>
-        <w:ind w:left="482" w:hanging="482"/>
-      </w:pPr>
-    </w:lvl>
-  </w:abstractNum>
   <w:num w:numId="1">
     <w:abstractNumId w:val="0"/>
     <w:lvlOverride w:ilvl="0">
@@ -2311,7 +3587,7 @@
     </w:lvlOverride>
   </w:num>
   <w:num w:numId="4">
-    <w:abstractNumId w:val="1"/>
+    <w:abstractNumId w:val="2"/>
     <w:lvlOverride w:ilvl="0">
       <w:startOverride w:val="1"/>
     </w:lvlOverride>
@@ -2508,10 +3784,10 @@
       <w:startOverride w:val="1"/>
     </w:lvlOverride>
   </w:num>
+  <w:num w:numId="37">
+    <w:abstractNumId w:val="1"/>
+  </w:num>
   <w:numIdMacAtCleanup w:val="36"/>
-  <w:num w:numId="900">
-    <w:abstractNumId w:val="900"/>
-  </w:num>
 </w:numbering>
 </file>
 
@@ -14277,7 +15553,7 @@
 </file>
 
 <file path=customXml/itemProps1.xml><?xml version="1.0" encoding="utf-8"?>
-<ds:datastoreItem xmlns:ds="http://schemas.openxmlformats.org/officeDocument/2006/customXml" ds:itemID="{F5433768-CC8D-4AF3-B2C9-4B3C2D302557}">
+<ds:datastoreItem xmlns:ds="http://schemas.openxmlformats.org/officeDocument/2006/customXml" ds:itemID="{AD81A245-B790-448B-9859-8BA9A1DBBC58}">
   <ds:schemaRefs>
     <ds:schemaRef ds:uri="http://schemas.openxmlformats.org/officeDocument/2006/bibliography"/>
   </ds:schemaRefs>

--- a/docs/manuals/et/ET04-核可查詢.docx
+++ b/docs/manuals/et/ET04-核可查詢.docx
@@ -516,7 +516,7 @@
       <w:r>
         <w:fldChar w:fldCharType="separate"/>
       </w:r>
-      <w:hyperlink w:anchor="_Toc243386845" w:history="1">
+      <w:hyperlink w:anchor="_Toc243399632" w:history="1">
         <w:r>
           <w:rPr>
             <w:rStyle w:val="affb"/>
@@ -544,7 +544,7 @@
             <w:noProof/>
             <w:webHidden/>
           </w:rPr>
-          <w:instrText xml:space="preserve"> PAGEREF _Toc243386845 \h </w:instrText>
+          <w:instrText xml:space="preserve"> PAGEREF _Toc243399632 \h </w:instrText>
         </w:r>
         <w:r>
           <w:rPr>
@@ -589,7 +589,7 @@
           <w:szCs w:val="22"/>
         </w:rPr>
       </w:pPr>
-      <w:hyperlink w:anchor="_Toc243386846" w:history="1">
+      <w:hyperlink w:anchor="_Toc243399633" w:history="1">
         <w:r>
           <w:rPr>
             <w:rStyle w:val="affb"/>
@@ -617,7 +617,7 @@
             <w:noProof/>
             <w:webHidden/>
           </w:rPr>
-          <w:instrText xml:space="preserve"> PAGEREF _Toc243386846 \h </w:instrText>
+          <w:instrText xml:space="preserve"> PAGEREF _Toc243399633 \h </w:instrText>
         </w:r>
         <w:r>
           <w:rPr>
@@ -662,7 +662,7 @@
           <w:szCs w:val="22"/>
         </w:rPr>
       </w:pPr>
-      <w:hyperlink w:anchor="_Toc243386847" w:history="1">
+      <w:hyperlink w:anchor="_Toc243399634" w:history="1">
         <w:r>
           <w:rPr>
             <w:rStyle w:val="affb"/>
@@ -690,7 +690,7 @@
             <w:noProof/>
             <w:webHidden/>
           </w:rPr>
-          <w:instrText xml:space="preserve"> PAGEREF _Toc243386847 \h </w:instrText>
+          <w:instrText xml:space="preserve"> PAGEREF _Toc243399634 \h </w:instrText>
         </w:r>
         <w:r>
           <w:rPr>
@@ -735,7 +735,7 @@
           <w:szCs w:val="22"/>
         </w:rPr>
       </w:pPr>
-      <w:hyperlink w:anchor="_Toc243386848" w:history="1">
+      <w:hyperlink w:anchor="_Toc243399635" w:history="1">
         <w:r>
           <w:rPr>
             <w:rStyle w:val="affb"/>
@@ -763,7 +763,7 @@
             <w:noProof/>
             <w:webHidden/>
           </w:rPr>
-          <w:instrText xml:space="preserve"> PAGEREF _Toc243386848 \h </w:instrText>
+          <w:instrText xml:space="preserve"> PAGEREF _Toc243399635 \h </w:instrText>
         </w:r>
         <w:r>
           <w:rPr>
@@ -808,7 +808,7 @@
           <w:szCs w:val="22"/>
         </w:rPr>
       </w:pPr>
-      <w:hyperlink w:anchor="_Toc243386849" w:history="1">
+      <w:hyperlink w:anchor="_Toc243399636" w:history="1">
         <w:r>
           <w:rPr>
             <w:rStyle w:val="affb"/>
@@ -836,7 +836,7 @@
             <w:noProof/>
             <w:webHidden/>
           </w:rPr>
-          <w:instrText xml:space="preserve"> PAGEREF _Toc243386849 \h </w:instrText>
+          <w:instrText xml:space="preserve"> PAGEREF _Toc243399636 \h </w:instrText>
         </w:r>
         <w:r>
           <w:rPr>
@@ -881,7 +881,7 @@
           <w:szCs w:val="22"/>
         </w:rPr>
       </w:pPr>
-      <w:hyperlink w:anchor="_Toc243386850" w:history="1">
+      <w:hyperlink w:anchor="_Toc243399637" w:history="1">
         <w:r>
           <w:rPr>
             <w:rStyle w:val="affb"/>
@@ -909,7 +909,7 @@
             <w:noProof/>
             <w:webHidden/>
           </w:rPr>
-          <w:instrText xml:space="preserve"> PAGEREF _Toc243386850 \h </w:instrText>
+          <w:instrText xml:space="preserve"> PAGEREF _Toc243399637 \h </w:instrText>
         </w:r>
         <w:r>
           <w:rPr>
@@ -954,7 +954,7 @@
           <w:szCs w:val="22"/>
         </w:rPr>
       </w:pPr>
-      <w:hyperlink w:anchor="_Toc243386851" w:history="1">
+      <w:hyperlink w:anchor="_Toc243399638" w:history="1">
         <w:r>
           <w:rPr>
             <w:rStyle w:val="affb"/>
@@ -982,7 +982,7 @@
             <w:noProof/>
             <w:webHidden/>
           </w:rPr>
-          <w:instrText xml:space="preserve"> PAGEREF _Toc243386851 \h </w:instrText>
+          <w:instrText xml:space="preserve"> PAGEREF _Toc243399638 \h </w:instrText>
         </w:r>
         <w:r>
           <w:rPr>
@@ -1027,7 +1027,7 @@
           <w:szCs w:val="22"/>
         </w:rPr>
       </w:pPr>
-      <w:hyperlink w:anchor="_Toc243386852" w:history="1">
+      <w:hyperlink w:anchor="_Toc243399639" w:history="1">
         <w:r>
           <w:rPr>
             <w:rStyle w:val="affb"/>
@@ -1055,7 +1055,7 @@
             <w:noProof/>
             <w:webHidden/>
           </w:rPr>
-          <w:instrText xml:space="preserve"> PAGEREF _Toc243386852 \h </w:instrText>
+          <w:instrText xml:space="preserve"> PAGEREF _Toc243399639 \h </w:instrText>
         </w:r>
         <w:r>
           <w:rPr>
@@ -1100,7 +1100,7 @@
           <w:szCs w:val="22"/>
         </w:rPr>
       </w:pPr>
-      <w:hyperlink w:anchor="_Toc243386853" w:history="1">
+      <w:hyperlink w:anchor="_Toc243399640" w:history="1">
         <w:r>
           <w:rPr>
             <w:rStyle w:val="affb"/>
@@ -1128,7 +1128,7 @@
             <w:noProof/>
             <w:webHidden/>
           </w:rPr>
-          <w:instrText xml:space="preserve"> PAGEREF _Toc243386853 \h </w:instrText>
+          <w:instrText xml:space="preserve"> PAGEREF _Toc243399640 \h </w:instrText>
         </w:r>
         <w:r>
           <w:rPr>
@@ -1173,7 +1173,7 @@
           <w:szCs w:val="22"/>
         </w:rPr>
       </w:pPr>
-      <w:hyperlink w:anchor="_Toc243386854" w:history="1">
+      <w:hyperlink w:anchor="_Toc243399641" w:history="1">
         <w:r>
           <w:rPr>
             <w:rStyle w:val="affb"/>
@@ -1201,7 +1201,7 @@
             <w:noProof/>
             <w:webHidden/>
           </w:rPr>
-          <w:instrText xml:space="preserve"> PAGEREF _Toc243386854 \h </w:instrText>
+          <w:instrText xml:space="preserve"> PAGEREF _Toc243399641 \h </w:instrText>
         </w:r>
         <w:r>
           <w:rPr>
@@ -1246,7 +1246,7 @@
           <w:szCs w:val="22"/>
         </w:rPr>
       </w:pPr>
-      <w:hyperlink w:anchor="_Toc243386855" w:history="1">
+      <w:hyperlink w:anchor="_Toc243399642" w:history="1">
         <w:r>
           <w:rPr>
             <w:rStyle w:val="affb"/>
@@ -1274,7 +1274,7 @@
             <w:noProof/>
             <w:webHidden/>
           </w:rPr>
-          <w:instrText xml:space="preserve"> PAGEREF _Toc243386855 \h </w:instrText>
+          <w:instrText xml:space="preserve"> PAGEREF _Toc243399642 \h </w:instrText>
         </w:r>
         <w:r>
           <w:rPr>
@@ -1319,7 +1319,7 @@
           <w:szCs w:val="22"/>
         </w:rPr>
       </w:pPr>
-      <w:hyperlink w:anchor="_Toc243386856" w:history="1">
+      <w:hyperlink w:anchor="_Toc243399643" w:history="1">
         <w:r>
           <w:rPr>
             <w:rStyle w:val="affb"/>
@@ -1347,7 +1347,7 @@
             <w:noProof/>
             <w:webHidden/>
           </w:rPr>
-          <w:instrText xml:space="preserve"> PAGEREF _Toc243386856 \h </w:instrText>
+          <w:instrText xml:space="preserve"> PAGEREF _Toc243399643 \h </w:instrText>
         </w:r>
         <w:r>
           <w:rPr>
@@ -1397,7 +1397,7 @@
       <w:pPr>
         <w:pStyle w:val="1"/>
       </w:pPr>
-      <w:bookmarkStart w:id="1" w:name="_Toc243386845"/>
+      <w:bookmarkStart w:id="1" w:name="_Toc243399632"/>
       <w:r>
         <w:lastRenderedPageBreak/>
         <w:t>壹、作業說明</w:t>
@@ -1408,7 +1408,7 @@
       <w:pPr>
         <w:pStyle w:val="2"/>
       </w:pPr>
-      <w:bookmarkStart w:id="2" w:name="_Toc243386846"/>
+      <w:bookmarkStart w:id="2" w:name="_Toc243399633"/>
       <w:r>
         <w:t>一、使用情境</w:t>
       </w:r>
@@ -1820,7 +1820,7 @@
       <w:pPr>
         <w:pStyle w:val="2"/>
       </w:pPr>
-      <w:bookmarkStart w:id="3" w:name="_Toc243386847"/>
+      <w:bookmarkStart w:id="3" w:name="_Toc243399634"/>
       <w:r>
         <w:t>二、進入路徑</w:t>
       </w:r>
@@ -1844,7 +1844,7 @@
       <w:pPr>
         <w:pStyle w:val="1"/>
       </w:pPr>
-      <w:bookmarkStart w:id="4" w:name="_Toc243386848"/>
+      <w:bookmarkStart w:id="4" w:name="_Toc243399635"/>
       <w:r>
         <w:lastRenderedPageBreak/>
         <w:t>貳、操作說明</w:t>
@@ -1855,7 +1855,7 @@
       <w:pPr>
         <w:pStyle w:val="2"/>
       </w:pPr>
-      <w:bookmarkStart w:id="5" w:name="_Toc243386849"/>
+      <w:bookmarkStart w:id="5" w:name="_Toc243399636"/>
       <w:r>
         <w:t>一、畫面與前置設定</w:t>
       </w:r>
@@ -2020,7 +2020,7 @@
         <w:t xml:space="preserve"> DP05 </w:t>
       </w:r>
       <w:r>
-        <w:t>操作記錄查詢以操作類型「查詢」查閱。輸入學員姓名或</w:t>
+        <w:t>操作記錄查詢以操作類別「查詢」查閱，事件描述為「核可查詢（未指定學員）」。離開本視窗再切換回來時，畫面會依目前條件自動重新查詢，同樣留下一筆記錄。輸入學員姓名或</w:t>
       </w:r>
       <w:r>
         <w:t xml:space="preserve"> Email </w:t>
@@ -2033,7 +2033,7 @@
       <w:pPr>
         <w:pStyle w:val="2"/>
       </w:pPr>
-      <w:bookmarkStart w:id="6" w:name="_Toc243386850"/>
+      <w:bookmarkStart w:id="6" w:name="_Toc243399637"/>
       <w:r>
         <w:t>二、依學員查詢</w:t>
       </w:r>
@@ -2174,6 +2174,7 @@
               <w:spacing w:before="60" w:after="60"/>
             </w:pPr>
             <w:r>
+              <w:lastRenderedPageBreak/>
               <w:t>完整</w:t>
             </w:r>
             <w:r>
@@ -2208,7 +2209,6 @@
         <w:ind w:left="283"/>
       </w:pPr>
       <w:r>
-        <w:lastRenderedPageBreak/>
         <w:t>注意：</w:t>
       </w:r>
       <w:r>
@@ -2236,17 +2236,14 @@
         <w:t xml:space="preserve"> Email </w:t>
       </w:r>
       <w:r>
-        <w:t>查詢即可區</w:t>
-      </w:r>
-      <w:r>
-        <w:t>分。</w:t>
+        <w:t>查詢即可區分。</w:t>
       </w:r>
     </w:p>
     <w:p>
       <w:pPr>
         <w:pStyle w:val="2"/>
       </w:pPr>
-      <w:bookmarkStart w:id="7" w:name="_Toc243386851"/>
+      <w:bookmarkStart w:id="7" w:name="_Toc243399638"/>
       <w:r>
         <w:t>三、依課程查詢</w:t>
       </w:r>
@@ -2352,20 +2349,26 @@
         <w:ind w:left="283"/>
       </w:pPr>
       <w:r>
-        <w:t>注意：課程下拉的內容於進入畫面時載入，之後約</w:t>
+        <w:t>注意：課程下拉的內容於進入畫面時載入，距上次載入約</w:t>
       </w:r>
       <w:r>
         <w:t xml:space="preserve"> 5 </w:t>
       </w:r>
       <w:r>
-        <w:t>分鐘更新一次。剛完成第一筆核可的課程若尚未出現在下拉中，離開本作業後再進入即可。</w:t>
+        <w:t>分鐘後重新進入本作業，或切換回本視窗，才會更新。剛完成第一筆核可的課程若尚未出現在下拉中，待約</w:t>
+      </w:r>
+      <w:r>
+        <w:t xml:space="preserve"> 5 </w:t>
+      </w:r>
+      <w:r>
+        <w:t>分鐘後再進入本作業即可。</w:t>
       </w:r>
     </w:p>
     <w:p>
       <w:pPr>
         <w:pStyle w:val="2"/>
       </w:pPr>
-      <w:bookmarkStart w:id="8" w:name="_Toc243386852"/>
+      <w:bookmarkStart w:id="8" w:name="_Toc243399639"/>
       <w:r>
         <w:t>四、依核可結果篩選</w:t>
       </w:r>
@@ -2556,7 +2559,7 @@
       <w:pPr>
         <w:pStyle w:val="2"/>
       </w:pPr>
-      <w:bookmarkStart w:id="9" w:name="_Toc243386853"/>
+      <w:bookmarkStart w:id="9" w:name="_Toc243399640"/>
       <w:r>
         <w:t>五、檢視查詢結果</w:t>
       </w:r>
@@ -2626,6 +2629,7 @@
               <w:spacing w:before="60" w:after="60"/>
             </w:pPr>
             <w:r>
+              <w:lastRenderedPageBreak/>
               <w:t>核可結果</w:t>
             </w:r>
           </w:p>
@@ -2654,7 +2658,6 @@
               <w:spacing w:before="60" w:after="60"/>
             </w:pPr>
             <w:r>
-              <w:lastRenderedPageBreak/>
               <w:t>通過時間</w:t>
             </w:r>
           </w:p>
@@ -2940,7 +2943,7 @@
       <w:pPr>
         <w:pStyle w:val="2"/>
       </w:pPr>
-      <w:bookmarkStart w:id="10" w:name="_Toc243386854"/>
+      <w:bookmarkStart w:id="10" w:name="_Toc243399641"/>
       <w:r>
         <w:t>六、學員查看已通過課程</w:t>
       </w:r>
@@ -3063,7 +3066,7 @@
       <w:pPr>
         <w:pStyle w:val="1"/>
       </w:pPr>
-      <w:bookmarkStart w:id="11" w:name="_Toc243386855"/>
+      <w:bookmarkStart w:id="11" w:name="_Toc243399642"/>
       <w:r>
         <w:lastRenderedPageBreak/>
         <w:t>參、常見訊息與處置</w:t>
@@ -3074,7 +3077,7 @@
       <w:pPr>
         <w:pStyle w:val="2"/>
       </w:pPr>
-      <w:bookmarkStart w:id="12" w:name="_Toc243386856"/>
+      <w:bookmarkStart w:id="12" w:name="_Toc243399643"/>
       <w:r>
         <w:t>一、其他情況</w:t>
       </w:r>
@@ -3447,9 +3450,9 @@
     </w:lvl>
   </w:abstractNum>
   <w:abstractNum w:abstractNumId="1" w15:restartNumberingAfterBreak="0">
-    <w:nsid w:val="292A668D"/>
+    <w:nsid w:val="71FB09D3"/>
     <w:multiLevelType w:val="multilevel"/>
-    <w:tmpl w:val="F4447D5A"/>
+    <w:tmpl w:val="207C8D70"/>
     <w:lvl w:ilvl="0">
       <w:start w:val="1"/>
       <w:numFmt w:val="bullet"/>
@@ -15553,7 +15556,7 @@
 </file>
 
 <file path=customXml/itemProps1.xml><?xml version="1.0" encoding="utf-8"?>
-<ds:datastoreItem xmlns:ds="http://schemas.openxmlformats.org/officeDocument/2006/customXml" ds:itemID="{AD81A245-B790-448B-9859-8BA9A1DBBC58}">
+<ds:datastoreItem xmlns:ds="http://schemas.openxmlformats.org/officeDocument/2006/customXml" ds:itemID="{0078CD81-FCAD-4091-9D77-C5FC4086B07E}">
   <ds:schemaRefs>
     <ds:schemaRef ds:uri="http://schemas.openxmlformats.org/officeDocument/2006/bibliography"/>
   </ds:schemaRefs>
